--- a/hw2/deliverables/Текст_выступления.docx
+++ b/hw2/deliverables/Текст_выступления.docx
@@ -57,7 +57,7 @@
         <w:pStyle w:val="FirstParagraph"/>
       </w:pPr>
       <w:r>
-        <w:t xml:space="preserve">Полный текст — примерно 15 минут. Если на выступление дают 10 минут, слайды 13, 16 и 18 проходите одной фразой. Тот же текст стоит в заметках докладчика в файле презентации.</w:t>
+        <w:t xml:space="preserve">Полный текст — примерно 15 минут. Если на выступление дают 10 минут, слайды 13, 16 и 18 проходите одной фразой.</w:t>
       </w:r>
     </w:p>
     <w:bookmarkStart w:id="20" w:name="слайд-1.-обложка"/>

--- a/hw2/deliverables/Текст_выступления.docx
+++ b/hw2/deliverables/Текст_выступления.docx
@@ -110,7 +110,7 @@
         <w:pStyle w:val="FirstParagraph"/>
       </w:pPr>
       <w:r>
-        <w:t xml:space="preserve">Выборка — 35 акций. Это 15 бумаг из первого домашнего задания и 20 крупнейших по капитализации и ликвидности акций Мосбиржи. Принцип отбора простой: факторы размера и стоимости могут проявиться, только если акции различаются по размеру и по оценке. Поэтому в выборке есть и гиганты — Сбербанк, Лукойл, Газпром, — и бумаги второго эшелона — Ренессанс Страхование, Мосэнергосбыт, Юнипро, МКБ. Есть типичные «акции стоимости» с низким отношением цены к балансу — банки, энергетика, нефть, — и «акции роста» — HeadHunter, Ozon, Яндекс. Общее у всех бумаг: одна площадка, рубли, все входят или входили в индекс Мосбиржи, и по всем есть история дивидендов. Различаются они отраслью, размером, дивидендной политикой и долей государства.</w:t>
+        <w:t xml:space="preserve">Почему именно эти 35 акций и что у них общего. Общее — не площадка, а экономика: все они живут в одних и тех же «плохих временах». Средняя корреляция месячных доходностей между любыми двумя бумагами — 0,39, причём внутри отрасли 0,45, а между разными отраслями 0,38 — почти столько же. Значит, бумаги движутся вместе прежде всего из-за общего шока для всей экономики, а это и есть рыночный фактор CAPM. Это видно по датам: в 11 месяцах из 119 падало больше 80 процентов акций выборки — пандемия 2020 года, санкции и мобилизация 2022-го, рост ключевой ставки до 21 процента в 2024-м. Различаются бумаги ровно по тем осям, которые проверяет модель. По размеру — от Сбербанка и Лукойла до Ренессанса и Юнипро, это фактор SMB. По оценке — банки и энергетика как акции стоимости против HeadHunter и Ozon как акций роста, это фактор HML. По чувствительности к рынку — беты от 0,55 до 1,66. А ещё по источнику выручки — экспортёры против внутреннего спроса — и по собственнику: 11 госкомпаний в среднем приносили 13 процентов годовых, частные — 24. Поэтому мы и выбрали именно эти бумаги: нужны полюса по размеру и оценке, иначе SMB и HML не на чем проверить; шесть отраслей и ликвидные бумаги дают надёжные беты; 15 бумаг взяты из первого домашнего задания. А российский рынок после 2022 года изолирован и пережил сильные шоки — это жёсткий тест для моделей, построенных на американских данных.</w:t>
       </w:r>
     </w:p>
     <w:bookmarkEnd w:id="22"/>

--- a/hw2/deliverables/Текст_выступления.docx
+++ b/hw2/deliverables/Текст_выступления.docx
@@ -57,7 +57,7 @@
         <w:pStyle w:val="FirstParagraph"/>
       </w:pPr>
       <w:r>
-        <w:t xml:space="preserve">Полный текст — примерно 15 минут. Если на выступление дают 10 минут, слайды 13, 16 и 18 проходите одной фразой.</w:t>
+        <w:t xml:space="preserve">Полный текст — примерно 15 минут. Если на выступление дают 10 минут, слайды 12, 17 и 19 проходите одной фразой.</w:t>
       </w:r>
     </w:p>
     <w:bookmarkStart w:id="20" w:name="слайд-1.-обложка"/>
@@ -96,13 +96,31 @@
       </w:r>
     </w:p>
     <w:bookmarkEnd w:id="21"/>
-    <w:bookmarkStart w:id="22" w:name="слайд-3.-выборка"/>
-    <w:p>
-      <w:pPr>
-        <w:pStyle w:val="Heading2"/>
-      </w:pPr>
-      <w:r>
-        <w:t xml:space="preserve">Слайд 3. Выборка</w:t>
+    <w:bookmarkStart w:id="22" w:name="слайд-3.-структура-работы"/>
+    <w:p>
+      <w:pPr>
+        <w:pStyle w:val="Heading2"/>
+      </w:pPr>
+      <w:r>
+        <w:t xml:space="preserve">Слайд 3. Структура работы</w:t>
+      </w:r>
+    </w:p>
+    <w:p>
+      <w:pPr>
+        <w:pStyle w:val="FirstParagraph"/>
+      </w:pPr>
+      <w:r>
+        <w:t xml:space="preserve">Работа построена по требуемой структуре из четырёх частей. Введение — цель, задачи и выборка, слайды с первого по четвёртый. Основная часть — методология по шагам и результаты регрессий в таблицах и графиках, слайды с пятого по двенадцатый. Аналитическая часть — интерпретация и сравнение моделей, премии за риск, проверки устойчивости, дополнительные факторы и альтернативные модели, рекомендации, слайды с тринадцатого по двадцатый. И заключение — основные выводы и слабые стороны работы.</w:t>
+      </w:r>
+    </w:p>
+    <w:bookmarkEnd w:id="22"/>
+    <w:bookmarkStart w:id="23" w:name="слайд-4.-выборка"/>
+    <w:p>
+      <w:pPr>
+        <w:pStyle w:val="Heading2"/>
+      </w:pPr>
+      <w:r>
+        <w:t xml:space="preserve">Слайд 4. Выборка</w:t>
       </w:r>
     </w:p>
     <w:p>
@@ -113,14 +131,32 @@
         <w:t xml:space="preserve">Почему именно эти 35 акций и что у них общего. Общее — не площадка, а экономика: все они живут в одних и тех же «плохих временах». Средняя корреляция месячных доходностей между любыми двумя бумагами — 0,39, причём внутри отрасли 0,45, а между разными отраслями 0,38 — почти столько же. Значит, бумаги движутся вместе прежде всего из-за общего шока для всей экономики, а это и есть рыночный фактор CAPM. Это видно по датам: в 11 месяцах из 119 падало больше 80 процентов акций выборки — пандемия 2020 года, санкции и мобилизация 2022-го, рост ключевой ставки до 21 процента в 2024-м. Различаются бумаги ровно по тем осям, которые проверяет модель. По размеру — от Сбербанка и Лукойла до Ренессанса и Юнипро, это фактор SMB. По оценке — банки и энергетика как акции стоимости против HeadHunter и Ozon как акций роста, это фактор HML. По чувствительности к рынку — беты от 0,55 до 1,66. А ещё по источнику выручки — экспортёры против внутреннего спроса — и по собственнику: 11 госкомпаний в среднем приносили 13 процентов годовых, частные — 24. Поэтому мы и выбрали именно эти бумаги: нужны полюса по размеру и оценке, иначе SMB и HML не на чем проверить; шесть отраслей и ликвидные бумаги дают надёжные беты; 15 бумаг взяты из первого домашнего задания. А российский рынок после 2022 года изолирован и пережил сильные шоки — это жёсткий тест для моделей, построенных на американских данных.</w:t>
       </w:r>
     </w:p>
-    <w:bookmarkEnd w:id="22"/>
-    <w:bookmarkStart w:id="23" w:name="слайд-4.-данные"/>
-    <w:p>
-      <w:pPr>
-        <w:pStyle w:val="Heading2"/>
-      </w:pPr>
-      <w:r>
-        <w:t xml:space="preserve">Слайд 4. Данные</w:t>
+    <w:bookmarkEnd w:id="23"/>
+    <w:bookmarkStart w:id="24" w:name="слайд-5.-методология"/>
+    <w:p>
+      <w:pPr>
+        <w:pStyle w:val="Heading2"/>
+      </w:pPr>
+      <w:r>
+        <w:t xml:space="preserve">Слайд 5. Методология</w:t>
+      </w:r>
+    </w:p>
+    <w:p>
+      <w:pPr>
+        <w:pStyle w:val="FirstParagraph"/>
+      </w:pPr>
+      <w:r>
+        <w:t xml:space="preserve">Методология — это четыре шага, по которым построена основная часть. Шаг первый — данные: цены и дивиденды переводим в месячные полные доходности. Шаг второй — безрисковая ставка и факторы: RUONIA за каждый месяц, рыночный фактор как MCFTR минус RUONIA, факторы размера и стоимости от РАНХиГС. Шаг третий — регрессии: для каждой акции отдельно регрессируем её месячную избыточную доходность на факторы — в CAPM один фактор, рынок, в модели Фамы–Френча три. Беты показывают количество риска, альфа — доходность, которую факторы не объясняют; если модель верна, альфа равна нулю. Стандартные ошибки — Ньюи–Уэста, они устойчивы к гетероскедастичности и автокорреляции. Здесь же процедура Фамы–Макбета — сколько рынок платит за единицу каждого риска. Шаг четвёртый — сравниваем модели по R квадрат и тестом Гиббонса–Росса–Шанкена и считаем премии за риск и требуемую доходность: безрисковая ставка плюс сумма бет, умноженных на премии факторов. Безрисковая ставка здесь — доходность годовых ОФЗ на сегодня, 13,72 процента.</w:t>
+      </w:r>
+    </w:p>
+    <w:bookmarkEnd w:id="24"/>
+    <w:bookmarkStart w:id="25" w:name="слайд-6.-данные"/>
+    <w:p>
+      <w:pPr>
+        <w:pStyle w:val="Heading2"/>
+      </w:pPr>
+      <w:r>
+        <w:t xml:space="preserve">Слайд 6. Данные</w:t>
       </w:r>
     </w:p>
     <w:p>
@@ -131,14 +167,14 @@
         <w:t xml:space="preserve">Данные. Цены и индексы мы скачали напрямую с Московской биржи, дивиденды — с dohod.ru со сверкой на smart-lab, безрисковую ставку и кривую ОФЗ — с сайта Банка России, факторы размера и стоимости — из проекта CAPM-RU Абрамова в РАНХиГС. Важное решение: доходности считаются с учётом дивидендов. У российских акций дивиденды дают до 11–12 процентов годовых, без них доходность занижена, а в месяц отсечки цена падает, и регрессия видит в этом убыток. Дивиденд мы относим к месяцу экс-дивидендной даты, с учётом перехода биржи с режима T+2 на T+1 в 2023 году. Переименованные бумаги склеены, восемь месяцев без торгов X5 исключены. Факторы РАНХиГС заканчиваются в декабре 2024 года, поэтому основной период — со 2015 по 2024 год, 119 месяцев.</w:t>
       </w:r>
     </w:p>
-    <w:bookmarkEnd w:id="23"/>
-    <w:bookmarkStart w:id="24" w:name="слайд-5.-безрисковая-ставка"/>
-    <w:p>
-      <w:pPr>
-        <w:pStyle w:val="Heading2"/>
-      </w:pPr>
-      <w:r>
-        <w:t xml:space="preserve">Слайд 5. Безрисковая ставка</w:t>
+    <w:bookmarkEnd w:id="25"/>
+    <w:bookmarkStart w:id="26" w:name="слайд-7.-безрисковая-ставка"/>
+    <w:p>
+      <w:pPr>
+        <w:pStyle w:val="Heading2"/>
+      </w:pPr>
+      <w:r>
+        <w:t xml:space="preserve">Слайд 7. Безрисковая ставка</w:t>
       </w:r>
     </w:p>
     <w:p>
@@ -149,14 +185,14 @@
         <w:t xml:space="preserve">Безрисковая ставка. Ключевая ставка за период менялась от 4,25 до 21 процента, поэтому одна средняя ставка на весь период исказила бы избыточные доходности: в 2020–2021 годах занизила бы их, в 2024-м — завысила примерно на 10 процентных пунктов годовых. Мы берём свою ставку на каждый месяц — доходность RUONIA, ставки овернайт, капитализированную за месяц. Это аналог одномесячных казначейских векселей, которые используют Фама и Френч. Отдельно мы проверили, как это делает РАНХиГС: у них безрисковая ставка — месячное изменение ценового индекса ОФЗ RGBI. Он падал в 56 месяцах из 119, в феврале 2022 года — на 16 процентов, и без купонов растёт в среднем на 0,05 процента в месяц. Это рисковый актив, а не безрисковая ставка. Как проверку устойчивости мы используем доходность трёхмесячных ОФЗ с кривой ЦБ.</w:t>
       </w:r>
     </w:p>
-    <w:bookmarkEnd w:id="24"/>
-    <w:bookmarkStart w:id="25" w:name="слайд-6.-рыночный-фактор"/>
-    <w:p>
-      <w:pPr>
-        <w:pStyle w:val="Heading2"/>
-      </w:pPr>
-      <w:r>
-        <w:t xml:space="preserve">Слайд 6. Рыночный фактор</w:t>
+    <w:bookmarkEnd w:id="26"/>
+    <w:bookmarkStart w:id="27" w:name="слайд-8.-рыночный-фактор"/>
+    <w:p>
+      <w:pPr>
+        <w:pStyle w:val="Heading2"/>
+      </w:pPr>
+      <w:r>
+        <w:t xml:space="preserve">Слайд 8. Рыночный фактор</w:t>
       </w:r>
     </w:p>
     <w:p>
@@ -167,14 +203,14 @@
         <w:t xml:space="preserve">Рыночный фактор мы строим сами: доходность индекса полной доходности MCFTR минус RUONIA. MCFTR включает реинвестированные дивиденды, поэтому согласуется с доходностями акций. На графике видно, что MCFTR обгоняет обычный индекс Мосбиржи примерно на 7 процентов в год — это и есть дивиденды. Главное наблюдение: премия рынка над безрисковой ставкой за 2015–2024 годы — около 5 процентов годовых, и она статистически незначима. Высокие ставки ЦБ и обвал 2022 года съели большую часть превышения акций над депозитом, а в 2025–2026 годах рынок с дивидендами и вовсе отстал от RUONIA. Это важно для дальнейшего: от рыночной премии зависят все оценки ожидаемой доходности по CAPM.</w:t>
       </w:r>
     </w:p>
-    <w:bookmarkEnd w:id="25"/>
-    <w:bookmarkStart w:id="26" w:name="слайд-7.-факторы"/>
-    <w:p>
-      <w:pPr>
-        <w:pStyle w:val="Heading2"/>
-      </w:pPr>
-      <w:r>
-        <w:t xml:space="preserve">Слайд 7. Факторы</w:t>
+    <w:bookmarkEnd w:id="27"/>
+    <w:bookmarkStart w:id="28" w:name="слайд-9.-факторы"/>
+    <w:p>
+      <w:pPr>
+        <w:pStyle w:val="Heading2"/>
+      </w:pPr>
+      <w:r>
+        <w:t xml:space="preserve">Слайд 9. Факторы</w:t>
       </w:r>
     </w:p>
     <w:p>
@@ -185,32 +221,14 @@
         <w:t xml:space="preserve">Три фактора модели. Рынок мы построили сами, SMB и HML взяты у РАНХиГС в версии с дивидендами. SMB — это доходность портфеля малых компаний минус доходность крупных, HML — акций с высоким отношением балансовой стоимости к рыночной минус акций с низким. Безрисковая ставка в этих разностях сокращается, поэтому их можно брать как есть. Результат: малые компании в среднем обгоняли крупные почти на 18 процентов годовых, и это значимо — но во многом за счёт 2023 года, когда SMB за год вырос на 137 процентов. Фактор стоимости в России за десятилетие был отрицательным и незначимым — акции стоимости не обогнали акции роста. Корреляции между факторами низкие, так что мультиколлинеарности в регрессиях нет.</w:t>
       </w:r>
     </w:p>
-    <w:bookmarkEnd w:id="26"/>
-    <w:bookmarkStart w:id="27" w:name="слайд-8.-методология"/>
-    <w:p>
-      <w:pPr>
-        <w:pStyle w:val="Heading2"/>
-      </w:pPr>
-      <w:r>
-        <w:t xml:space="preserve">Слайд 8. Методология</w:t>
-      </w:r>
-    </w:p>
-    <w:p>
-      <w:pPr>
-        <w:pStyle w:val="FirstParagraph"/>
-      </w:pPr>
-      <w:r>
-        <w:t xml:space="preserve">Методология в четыре шага. Первый — временные регрессии: для каждой акции отдельно регрессируем её месячную избыточную доходность на факторы. В CAPM фактор один — рынок, в модели Фамы–Френча три. Беты показывают количество риска, альфа — среднюю доходность, которую факторы не объясняют; если модель верна, альфа равна нулю. Стандартные ошибки — Ньюи–Уэста, они устойчивы к гетероскедастичности и автокорреляции, что важно для кризисных месяцев. Второй шаг — сравниваем модели по R квадрат, по средней абсолютной альфе и совместным тестом Гиббонса–Росса–Шанкена. Третий — процедура Фамы–Макбета: оцениваем, сколько рынок платит за единицу каждого риска. Четвёртый — считаем премии за риск как беты, умноженные на премии факторов, и требуемую доходность от текущей безрисковой ставки — доходности годовых ОФЗ, 13,72 процента на конец сентября 2026 года.</w:t>
-      </w:r>
-    </w:p>
-    <w:bookmarkEnd w:id="27"/>
-    <w:bookmarkStart w:id="28" w:name="слайд-9.-результаты-capm"/>
-    <w:p>
-      <w:pPr>
-        <w:pStyle w:val="Heading2"/>
-      </w:pPr>
-      <w:r>
-        <w:t xml:space="preserve">Слайд 9. Результаты CAPM</w:t>
+    <w:bookmarkEnd w:id="28"/>
+    <w:bookmarkStart w:id="29" w:name="слайд-10.-результаты-capm"/>
+    <w:p>
+      <w:pPr>
+        <w:pStyle w:val="Heading2"/>
+      </w:pPr>
+      <w:r>
+        <w:t xml:space="preserve">Слайд 10. Результаты CAPM</w:t>
       </w:r>
     </w:p>
     <w:p>
@@ -221,14 +239,14 @@
         <w:t xml:space="preserve">Результаты CAPM. Все беты положительны и значимы, от 0,55 у МКБ до 1,66 у HeadHunter. Выше рынка — компании роста и крупнейшие банки и нефтяники: HeadHunter, Ozon, Т-Технологии, Мечел, Роснефть, Сбербанк. Ниже рынка — защитные бумаги: МКБ, привилегированные Сургутнефтегаза с дивидендной формулой, Полюс — золото дорожает в кризис, — Интер РАО, РусГидро, Ростелеком. Средний R квадрат 0,38: рынок объясняет примерно треть колебаний доходности отдельной акции, остальное — специфический риск. Альфы в большинстве незначимы, то есть для большинства акций CAPM не отвергается. Исключения: Банк Санкт-Петербург и HeadHunter с положительной альфой и ВТБ с отрицательной.</w:t>
       </w:r>
     </w:p>
-    <w:bookmarkEnd w:id="28"/>
-    <w:bookmarkStart w:id="29" w:name="слайд-10.-результаты-фамыфренча"/>
-    <w:p>
-      <w:pPr>
-        <w:pStyle w:val="Heading2"/>
-      </w:pPr>
-      <w:r>
-        <w:t xml:space="preserve">Слайд 10. Результаты Фамы–Френча</w:t>
+    <w:bookmarkEnd w:id="29"/>
+    <w:bookmarkStart w:id="30" w:name="слайд-11.-результаты-фамыфренча"/>
+    <w:p>
+      <w:pPr>
+        <w:pStyle w:val="Heading2"/>
+      </w:pPr>
+      <w:r>
+        <w:t xml:space="preserve">Слайд 11. Результаты Фамы–Френча</w:t>
       </w:r>
     </w:p>
     <w:p>
@@ -239,14 +257,32 @@
         <w:t xml:space="preserve">Трёхфакторная модель. На графике — нагрузки каждой акции на три фактора, тёмным выделены значимые. Рыночная бета почти не меняется по сравнению с CAPM, потому что SMB и HML слабо связаны с рынком. Нагрузки на размер и стоимость экономически осмысленны. Как малые компании ведут себя десять бумаг — Банк Санкт-Петербург, Селигдар, HeadHunter, энергетика. Как крупные — Газпром, Алроса и Т-Технологии. Как акции стоимости — банки, энергетика, Башнефть и Газпром: низкая цена к балансу, зрелый бизнес, зависимость от государства и ставок. Как акции роста — HeadHunter, Ozon, Ренессанс, Норникель и Алроса: за их перспективы рынок платит премию к балансу. Значимые нагрузки на размер есть у 13 акций, на стоимость — у 12, то есть у трети выборки.</w:t>
       </w:r>
     </w:p>
-    <w:bookmarkEnd w:id="29"/>
-    <w:bookmarkStart w:id="30" w:name="слайд-11.-сравнение-моделей"/>
-    <w:p>
-      <w:pPr>
-        <w:pStyle w:val="Heading2"/>
-      </w:pPr>
-      <w:r>
-        <w:t xml:space="preserve">Слайд 11. Сравнение моделей</w:t>
+    <w:bookmarkEnd w:id="30"/>
+    <w:bookmarkStart w:id="31" w:name="слайд-12.-фамамакбет"/>
+    <w:p>
+      <w:pPr>
+        <w:pStyle w:val="Heading2"/>
+      </w:pPr>
+      <w:r>
+        <w:t xml:space="preserve">Слайд 12. Фама–Макбет</w:t>
+      </w:r>
+    </w:p>
+    <w:p>
+      <w:pPr>
+        <w:pStyle w:val="FirstParagraph"/>
+      </w:pPr>
+      <w:r>
+        <w:t xml:space="preserve">Процедура Фамы–Макбета отвечает на вопрос, сколько рынок платит за единицу каждого риска. Беты мы взяли из временных регрессий, а затем каждый месяц регрессировали доходности всех акций на их беты и усреднили коэффициенты. Результат: константы близки к нулю, как и должно быть, а знаки премий совпадают со средними доходностями факторов — плюс за рынок, плюс за размер, минус за стоимость. Но все премии статистически незначимы. На 35 отдельных акциях и десяти годах очень волатильного рынка точно оценить цену риска нельзя. Поэтому для расчёта премий за риск мы используем средние доходности факторов — это стандартный подход для торгуемых факторов, — а Фаму–Макбета рассматриваем как проверку знаков.</w:t>
+      </w:r>
+    </w:p>
+    <w:bookmarkEnd w:id="31"/>
+    <w:bookmarkStart w:id="32" w:name="слайд-13.-сравнение-моделей"/>
+    <w:p>
+      <w:pPr>
+        <w:pStyle w:val="Heading2"/>
+      </w:pPr>
+      <w:r>
+        <w:t xml:space="preserve">Слайд 13. Сравнение моделей</w:t>
       </w:r>
     </w:p>
     <w:p>
@@ -257,14 +293,14 @@
         <w:t xml:space="preserve">Сравнение моделей. Трёхфакторная модель объясняет доходности лучше: средний скорректированный R квадрат растёт с 0,37 до 0,41, средняя абсолютная альфа — ошибка ценообразования — падает с 9,8 до 8,1 процентного пункта годовых. Сильнее всего выигрывают малые компании и бумаги с выраженным профилем стоимости или роста: у Банка Санкт-Петербург R квадрат растёт с 0,32 до 0,50, у HeadHunter — с 0,39 до 0,55. Совместный тест Гиббонса–Росса–Шанкена на 27 акциях с полной историей отвергает обе модели на пятипроцентном уровне: альфы совместно не равны нулю. Но статистика для модели Фамы–Френча меньше, p-value выше — она ближе к цели. Как и на американских данных, трёх факторов недостаточно, чтобы полностью объяснить доходности.</w:t>
       </w:r>
     </w:p>
-    <w:bookmarkEnd w:id="30"/>
-    <w:bookmarkStart w:id="31" w:name="слайд-12.-ключевой-пример"/>
-    <w:p>
-      <w:pPr>
-        <w:pStyle w:val="Heading2"/>
-      </w:pPr>
-      <w:r>
-        <w:t xml:space="preserve">Слайд 12. Ключевой пример</w:t>
+    <w:bookmarkEnd w:id="32"/>
+    <w:bookmarkStart w:id="33" w:name="слайд-14.-ключевой-пример"/>
+    <w:p>
+      <w:pPr>
+        <w:pStyle w:val="Heading2"/>
+      </w:pPr>
+      <w:r>
+        <w:t xml:space="preserve">Слайд 14. Ключевой пример</w:t>
       </w:r>
     </w:p>
     <w:p>
@@ -275,32 +311,14 @@
         <w:t xml:space="preserve">Это ключевой результат работы. На лекции был пример: управляющий по CAPM показывает значимую альфу, а в модели Фамы–Френча она исчезает, потому что это была премия за размер и стоимость. Мы получили то же самое на российских данных. У Банка Санкт-Петербург альфа по CAPM 26,6 процента годовых и значима. В трёхфакторной модели она снижается до 18 процентов и теряет значимость: банк — малая акция стоимости, и часть его доходности — плата за эти риски. У HeadHunter альфа падает с 36 до 10 процентов. А вот у ВТБ отрицательная альфа остаётся и даже усиливается: акционеры ВТБ проиграли из-за размывания доли при допэмиссиях — это специфический риск компании, факторы его не объясняют. На графиках справа — R квадрат и альфы всех 35 акций в двух моделях.</w:t>
       </w:r>
     </w:p>
-    <w:bookmarkEnd w:id="31"/>
-    <w:bookmarkStart w:id="32" w:name="слайд-13.-фамамакбет"/>
-    <w:p>
-      <w:pPr>
-        <w:pStyle w:val="Heading2"/>
-      </w:pPr>
-      <w:r>
-        <w:t xml:space="preserve">Слайд 13. Фама–Макбет</w:t>
-      </w:r>
-    </w:p>
-    <w:p>
-      <w:pPr>
-        <w:pStyle w:val="FirstParagraph"/>
-      </w:pPr>
-      <w:r>
-        <w:t xml:space="preserve">Процедура Фамы–Макбета отвечает на вопрос, сколько рынок платит за единицу каждого риска. Беты мы взяли из временных регрессий, а затем каждый месяц регрессировали доходности всех акций на их беты и усреднили коэффициенты. Результат: константы близки к нулю, как и должно быть, а знаки премий совпадают со средними доходностями факторов — плюс за рынок, плюс за размер, минус за стоимость. Но все премии статистически незначимы. На 35 отдельных акциях и десяти годах очень волатильного рынка точно оценить цену риска нельзя. Поэтому для расчёта премий за риск мы используем средние доходности факторов — это стандартный подход для торгуемых факторов, — а Фаму–Макбета рассматриваем как проверку знаков.</w:t>
-      </w:r>
-    </w:p>
-    <w:bookmarkEnd w:id="32"/>
-    <w:bookmarkStart w:id="33" w:name="слайд-14.-премии-за-риск"/>
-    <w:p>
-      <w:pPr>
-        <w:pStyle w:val="Heading2"/>
-      </w:pPr>
-      <w:r>
-        <w:t xml:space="preserve">Слайд 14. Премии за риск</w:t>
+    <w:bookmarkEnd w:id="33"/>
+    <w:bookmarkStart w:id="34" w:name="слайд-15.-премии-за-риск"/>
+    <w:p>
+      <w:pPr>
+        <w:pStyle w:val="Heading2"/>
+      </w:pPr>
+      <w:r>
+        <w:t xml:space="preserve">Слайд 15. Премии за риск</w:t>
       </w:r>
     </w:p>
     <w:p>
@@ -311,14 +329,14 @@
         <w:t xml:space="preserve">Теперь главный вопрос задания — сравнение премий за риск. Премия акции равна сумме произведений её бет на премии факторов, а премии факторов — их средние доходности за 2015–2024 годы. На графике синим — премия по CAPM, оранжевым — по Фаме–Френчу, чёрными отметками — фактическая избыточная доходность. Картина разделяется на две группы. Для малых компаний трёхфакторная модель даёт премию заметно выше: HeadHunter — на 16 процентных пунктов, Селигдар — на 12, Банк Санкт-Петербург — на 9, Ozon — на 7. CAPM не видит премию за размер и записывает её в альфу. Для крупных компаний, наоборот, Фама–Френч даёт премию ниже, до минус 4 пунктов у Газпрома: это крупные бумаги с отрицательной нагрузкой на SMB. Важная оговорка: премия за размер почти 18 процентов годовых держится во многом на одном 2023 годе, поэтому в прогноз её нужно брать консервативнее.</w:t>
       </w:r>
     </w:p>
-    <w:bookmarkEnd w:id="33"/>
-    <w:bookmarkStart w:id="34" w:name="слайд-15.-требуемая-доходность"/>
-    <w:p>
-      <w:pPr>
-        <w:pStyle w:val="Heading2"/>
-      </w:pPr>
-      <w:r>
-        <w:t xml:space="preserve">Слайд 15. Требуемая доходность</w:t>
+    <w:bookmarkEnd w:id="34"/>
+    <w:bookmarkStart w:id="35" w:name="слайд-16.-требуемая-доходность"/>
+    <w:p>
+      <w:pPr>
+        <w:pStyle w:val="Heading2"/>
+      </w:pPr>
+      <w:r>
+        <w:t xml:space="preserve">Слайд 16. Требуемая доходность</w:t>
       </w:r>
     </w:p>
     <w:p>
@@ -329,14 +347,14 @@
         <w:t xml:space="preserve">Чтобы перейти к рекомендациям, считаем требуемую доходность, то есть стоимость капитала, на сегодня. Безрисковая ставка — доходность годовых ОФЗ на конец сентября 2026 года, 13,72 процента: инвестор принимает решение сейчас, а не по средней ставке за десять лет. К ней прибавляем премию за риск. Для крупных компаний — Сбербанк, Лукойл, Роснефть — модели дают близкие оценки, в пределах 2–3 пунктов. Для малых расхождение огромное: Банк Санкт-Петербург — 19 процентов по CAPM против 27 по Фаме–Френчу, Селигдар — 19 против 31, HeadHunter — 22 против 39. В правой колонке для сравнения — фактическая средняя избыточная доходность за период: у Банка Санкт-Петербург, Селигдара и HeadHunter она гораздо ближе к оценке Фамы–Френча.</w:t>
       </w:r>
     </w:p>
-    <w:bookmarkEnd w:id="34"/>
-    <w:bookmarkStart w:id="35" w:name="слайд-16.-проверка-устойчивости"/>
-    <w:p>
-      <w:pPr>
-        <w:pStyle w:val="Heading2"/>
-      </w:pPr>
-      <w:r>
-        <w:t xml:space="preserve">Слайд 16. Проверка устойчивости</w:t>
+    <w:bookmarkEnd w:id="35"/>
+    <w:bookmarkStart w:id="36" w:name="слайд-17.-проверка-устойчивости"/>
+    <w:p>
+      <w:pPr>
+        <w:pStyle w:val="Heading2"/>
+      </w:pPr>
+      <w:r>
+        <w:t xml:space="preserve">Слайд 17. Проверка устойчивости</w:t>
       </w:r>
     </w:p>
     <w:p>
@@ -347,14 +365,14 @@
         <w:t xml:space="preserve">Мы проверили, не зависят ли выводы от наших допущений. Если заменить RUONIA на трёхмесячные ОФЗ, результаты почти не меняются: беты и R квадрат те же, альфы сдвигаются на десятые доли пункта. Значит, важен не выбор конкретной ставки, а то, что она меняется во времени. Если убрать дивиденды, ошибки ценообразования растут и значимых альф становится больше — это подтверждает, что считать полную доходность было правильно. С рыночным фактором РАНХиГС R квадрат заметно ниже: их широкий рынок с ограничением веса компании и безрисковой ставкой по RGBI хуже описывает наши крупные бумаги. И на полном периоде до сентября 2026 года CAPM даёт те же беты. Во всех вариантах трёхфакторная модель лучше CAPM.</w:t>
       </w:r>
     </w:p>
-    <w:bookmarkEnd w:id="35"/>
-    <w:bookmarkStart w:id="36" w:name="слайд-17.-какие-ещё-факторы"/>
-    <w:p>
-      <w:pPr>
-        <w:pStyle w:val="Heading2"/>
-      </w:pPr>
-      <w:r>
-        <w:t xml:space="preserve">Слайд 17. Какие ещё факторы</w:t>
+    <w:bookmarkEnd w:id="36"/>
+    <w:bookmarkStart w:id="37" w:name="слайд-18.-какие-ещё-факторы"/>
+    <w:p>
+      <w:pPr>
+        <w:pStyle w:val="Heading2"/>
+      </w:pPr>
+      <w:r>
+        <w:t xml:space="preserve">Слайд 18. Какие ещё факторы</w:t>
       </w:r>
     </w:p>
     <w:p>
@@ -365,14 +383,14 @@
         <w:t xml:space="preserve">Четвёртый вопрос задания — какие ещё факторы можно добавить. По литературе главные кандидаты: моментум Кархарта — акции-победители последних 12 месяцев продолжают расти; ликвидность по Амихуду и Пастору–Стамбо — для бумаг второго эшелона это важно; прибыльность и инвестиции из пятифакторной модели Фамы–Френча 2015 года; макрофакторы по Чену, Роллу и Россу — для России это прежде всего цена нефти и курс рубля; и фактор государственной собственности, который считает РАНХиГС. Моментум и ликвидность мы проверили на своих данных: скорректированный R квадрат растёт лишь с 0,406 до 0,413, значимые нагрузки на моментум у четырёх акций, на ликвидность — у двух. Основную часть систематического риска уже покрывают рынок, размер и стоимость.</w:t>
       </w:r>
     </w:p>
-    <w:bookmarkEnd w:id="36"/>
-    <w:bookmarkStart w:id="37" w:name="слайд-18.-альтернативные-модели"/>
-    <w:p>
-      <w:pPr>
-        <w:pStyle w:val="Heading2"/>
-      </w:pPr>
-      <w:r>
-        <w:t xml:space="preserve">Слайд 18. Альтернативные модели</w:t>
+    <w:bookmarkEnd w:id="37"/>
+    <w:bookmarkStart w:id="38" w:name="слайд-19.-альтернативные-модели"/>
+    <w:p>
+      <w:pPr>
+        <w:pStyle w:val="Heading2"/>
+      </w:pPr>
+      <w:r>
+        <w:t xml:space="preserve">Слайд 19. Альтернативные модели</w:t>
       </w:r>
     </w:p>
     <w:p>
@@ -383,14 +401,14 @@
         <w:t xml:space="preserve">Пятый вопрос — альтернативные многофакторные модели. Первая — пятифакторная модель Фамы–Френча с прибыльностью и инвестициями. Она могла бы объяснить устойчиво отрицательные альфы ВТБ и Юнипро: у компаний со слабой прибыльностью и агрессивными инвестициями или допэмиссиями доходность исторически ниже. Вторая — q-модель Хоу, Сюэ и Чжана, похожая по факторам, но выведенная из теории производства. Третья — условная CAPM и модели со скользящими бетами: на российском рынке был структурный слом 2022 года, и беты до и после него различаются. Четвёртая — макроэкономическая версия APT: для сырьевой экономики «плохие времена» — это падение нефти, ослабление рубля и рост ключевой ставки, и такие факторы могут объяснить то, что не ловят портфельные факторы.</w:t>
       </w:r>
     </w:p>
-    <w:bookmarkEnd w:id="37"/>
-    <w:bookmarkStart w:id="38" w:name="слайд-19.-рекомендации"/>
-    <w:p>
-      <w:pPr>
-        <w:pStyle w:val="Heading2"/>
-      </w:pPr>
-      <w:r>
-        <w:t xml:space="preserve">Слайд 19. Рекомендации</w:t>
+    <w:bookmarkEnd w:id="38"/>
+    <w:bookmarkStart w:id="39" w:name="слайд-20.-рекомендации"/>
+    <w:p>
+      <w:pPr>
+        <w:pStyle w:val="Heading2"/>
+      </w:pPr>
+      <w:r>
+        <w:t xml:space="preserve">Слайд 20. Рекомендации</w:t>
       </w:r>
     </w:p>
     <w:p>
@@ -401,14 +419,14 @@
         <w:t xml:space="preserve">Рекомендации. Первое: для крупных ликвидных бумаг — Сбербанк, Лукойл, Роснефть, Газпром — достаточно CAPM, она даже немного завышает стоимость капитала. Второе: для малых компаний и бумаг с выраженным профилем роста или стоимости нужна трёхфакторная модель, иначе стоимость капитала занижена на 4–16 процентных пунктов — а это прямая ошибка в оценке компании методом DCF. Третье: альфу управляющего или инвестидеи нужно проверять многофакторной моделью — высокая доходность Банка Санкт-Петербург и HeadHunter во многом плата за размер и стоимость. Четвёртое: единственная значимая положительная альфа в модели Фамы–Френча у Сбербанка, около 13 процентов годовых, но на границе значимости; ВТБ и Юнипро с отрицательной альфой при прочих равных стоит недовешивать. Пятое: для защитного портфеля подходят бумаги с низкой бетой, для ставки на рост рынка — с высокой.</w:t>
       </w:r>
     </w:p>
-    <w:bookmarkEnd w:id="38"/>
-    <w:bookmarkStart w:id="39" w:name="слайд-20.-заключение"/>
-    <w:p>
-      <w:pPr>
-        <w:pStyle w:val="Heading2"/>
-      </w:pPr>
-      <w:r>
-        <w:t xml:space="preserve">Слайд 20. Заключение</w:t>
+    <w:bookmarkEnd w:id="39"/>
+    <w:bookmarkStart w:id="40" w:name="слайд-21.-заключение"/>
+    <w:p>
+      <w:pPr>
+        <w:pStyle w:val="Heading2"/>
+      </w:pPr>
+      <w:r>
+        <w:t xml:space="preserve">Слайд 21. Заключение</w:t>
       </w:r>
     </w:p>
     <w:p>
@@ -419,14 +437,14 @@
         <w:t xml:space="preserve">Подведу итог. Первое: рыночный фактор объясняет около 38 процентов колебаний доходности российских акций, добавление факторов размера и стоимости повышает эту долю до 42 процентов и снижает ошибки ценообразования на 1,7 пункта в год. Второе: нагрузки на размер и стоимость значимы у трети выборки и экономически осмысленны — малые банки и энергетика ведут себя как малые компании, банки и энергетика — как акции стоимости, IT — как акции роста. Третье: для малых компаний CAPM занижает премию за риск до 16 процентных пунктов. Совместный тест отвергает обе модели, но трёхфакторная модель заметно ближе к цели, и эти выводы устойчивы к выбору безрисковой ставки, к учёту дивидендов и к периоду.</w:t>
       </w:r>
     </w:p>
-    <w:bookmarkEnd w:id="39"/>
-    <w:bookmarkStart w:id="40" w:name="слайд-21.-слабые-стороны-работы"/>
-    <w:p>
-      <w:pPr>
-        <w:pStyle w:val="Heading2"/>
-      </w:pPr>
-      <w:r>
-        <w:t xml:space="preserve">Слайд 21. Слабые стороны работы</w:t>
+    <w:bookmarkEnd w:id="40"/>
+    <w:bookmarkStart w:id="41" w:name="слайд-22.-слабые-стороны-работы"/>
+    <w:p>
+      <w:pPr>
+        <w:pStyle w:val="Heading2"/>
+      </w:pPr>
+      <w:r>
+        <w:t xml:space="preserve">Слайд 22. Слабые стороны работы</w:t>
       </w:r>
     </w:p>
     <w:p>
@@ -437,7 +455,7 @@
         <w:t xml:space="preserve">И в завершение — слабые стороны работы, которые мы сами видим. Первое: факторы РАНХиГС доступны только до декабря 2024 года, поэтому 2025–2026 годы не вошли в трёхфакторную модель; решение — построить SMB и HML самостоятельно по данным биржи и отчётности. Второе: мы тестировали отдельные акции, а не портфели, поэтому беты шумные и Фама–Макбет незначим; правильнее использовать тестовые портфели по размеру и B/M и поправку Шанкена. Третье: премии факторов неустойчивы — премия за размер держится на 2023 годе, премия рынка незначима, поэтому оценки требуемой доходности приблизительны. Четвёртое: беты считаются постоянными, хотя в 2022 году был структурный слом. Пятое: у части бумаг короткая история. Шестое: данные из разных источников. Спасибо за внимание, готовы ответить на вопросы.</w:t>
       </w:r>
     </w:p>
-    <w:bookmarkEnd w:id="40"/>
+    <w:bookmarkEnd w:id="41"/>
     <w:sectPr/>
   </w:body>
 </w:document>

--- a/hw2/deliverables/Текст_выступления.docx
+++ b/hw2/deliverables/Текст_выступления.docx
@@ -51,22 +51,287 @@
       <w:r>
         <w:t xml:space="preserve">Фамы–Френча</w:t>
       </w:r>
+      <w:r>
+        <w:t xml:space="preserve"> </w:t>
+      </w:r>
+      <w:r>
+        <w:t xml:space="preserve">на</w:t>
+      </w:r>
+      <w:r>
+        <w:t xml:space="preserve"> </w:t>
+      </w:r>
+      <w:r>
+        <w:t xml:space="preserve">российском</w:t>
+      </w:r>
+      <w:r>
+        <w:t xml:space="preserve"> </w:t>
+      </w:r>
+      <w:r>
+        <w:t xml:space="preserve">рынке</w:t>
+      </w:r>
+    </w:p>
+    <w:p>
+      <w:pPr>
+        <w:pStyle w:val="Subtitle"/>
+      </w:pPr>
+      <w:r>
+        <w:t xml:space="preserve">≈</w:t>
+      </w:r>
+      <w:r>
+        <w:t xml:space="preserve"> </w:t>
+      </w:r>
+      <w:r>
+        <w:t xml:space="preserve">25</w:t>
+      </w:r>
+      <w:r>
+        <w:t xml:space="preserve"> </w:t>
+      </w:r>
+      <w:r>
+        <w:t xml:space="preserve">минут,</w:t>
+      </w:r>
+      <w:r>
+        <w:t xml:space="preserve"> </w:t>
+      </w:r>
+      <w:r>
+        <w:t xml:space="preserve">22</w:t>
+      </w:r>
+      <w:r>
+        <w:t xml:space="preserve"> </w:t>
+      </w:r>
+      <w:r>
+        <w:t xml:space="preserve">слайда</w:t>
+      </w:r>
     </w:p>
     <w:p>
       <w:pPr>
         <w:pStyle w:val="FirstParagraph"/>
       </w:pPr>
       <w:r>
-        <w:t xml:space="preserve">Полный текст — примерно 15 минут. Если на выступление дают 10 минут, слайды 12, 17 и 19 проходите одной фразой.</w:t>
-      </w:r>
-    </w:p>
-    <w:bookmarkStart w:id="20" w:name="слайд-1.-обложка"/>
+        <w:t xml:space="preserve">Около 3500 слов: при темпе 140 слов в минуту — 25 минут, при спокойном (130) — 27. Время у каждого слайда ориентировочное. Если нужно сократить, слайды 12, 17 и 19 можно пройти одной-двумя фразами — это сэкономит около 3 минут.</w:t>
+      </w:r>
+    </w:p>
+    <w:tbl>
+      <w:tblPr>
+        <w:tblStyle w:val="Table"/>
+        <w:tblW w:type="auto" w:w="0"/>
+        <w:tblLook w:firstRow="1" w:lastRow="0" w:firstColumn="0" w:lastColumn="0" w:noHBand="0" w:noVBand="0" w:val="0020"/>
+        <w:jc w:val="start"/>
+      </w:tblPr>
+      <w:tblGrid>
+        <w:gridCol w:w="2640"/>
+        <w:gridCol w:w="2640"/>
+        <w:gridCol w:w="2640"/>
+      </w:tblGrid>
+      <w:tr>
+        <w:trPr>
+          <w:tblHeader w:val="true"/>
+        </w:trPr>
+        <w:tc>
+          <w:tcPr/>
+          <w:p>
+            <w:pPr>
+              <w:pStyle w:val="Compact"/>
+              <w:jc w:val="left"/>
+            </w:pPr>
+            <w:r>
+              <w:t xml:space="preserve">Часть</w:t>
+            </w:r>
+          </w:p>
+        </w:tc>
+        <w:tc>
+          <w:tcPr/>
+          <w:p>
+            <w:pPr>
+              <w:pStyle w:val="Compact"/>
+              <w:jc w:val="left"/>
+            </w:pPr>
+            <w:r>
+              <w:t xml:space="preserve">Слайды</w:t>
+            </w:r>
+          </w:p>
+        </w:tc>
+        <w:tc>
+          <w:tcPr/>
+          <w:p>
+            <w:pPr>
+              <w:pStyle w:val="Compact"/>
+              <w:jc w:val="left"/>
+            </w:pPr>
+            <w:r>
+              <w:t xml:space="preserve">Время</w:t>
+            </w:r>
+          </w:p>
+        </w:tc>
+      </w:tr>
+      <w:tr>
+        <w:tc>
+          <w:tcPr/>
+          <w:p>
+            <w:pPr>
+              <w:pStyle w:val="Compact"/>
+              <w:jc w:val="left"/>
+            </w:pPr>
+            <w:r>
+              <w:t xml:space="preserve">Введение</w:t>
+            </w:r>
+          </w:p>
+        </w:tc>
+        <w:tc>
+          <w:tcPr/>
+          <w:p>
+            <w:pPr>
+              <w:pStyle w:val="Compact"/>
+              <w:jc w:val="left"/>
+            </w:pPr>
+            <w:r>
+              <w:t xml:space="preserve">1–4</w:t>
+            </w:r>
+          </w:p>
+        </w:tc>
+        <w:tc>
+          <w:tcPr/>
+          <w:p>
+            <w:pPr>
+              <w:pStyle w:val="Compact"/>
+              <w:jc w:val="left"/>
+            </w:pPr>
+            <w:r>
+              <w:t xml:space="preserve">≈ 4 мин</w:t>
+            </w:r>
+          </w:p>
+        </w:tc>
+      </w:tr>
+      <w:tr>
+        <w:tc>
+          <w:tcPr/>
+          <w:p>
+            <w:pPr>
+              <w:pStyle w:val="Compact"/>
+              <w:jc w:val="left"/>
+            </w:pPr>
+            <w:r>
+              <w:t xml:space="preserve">Основная часть</w:t>
+            </w:r>
+          </w:p>
+        </w:tc>
+        <w:tc>
+          <w:tcPr/>
+          <w:p>
+            <w:pPr>
+              <w:pStyle w:val="Compact"/>
+              <w:jc w:val="left"/>
+            </w:pPr>
+            <w:r>
+              <w:t xml:space="preserve">5–12</w:t>
+            </w:r>
+          </w:p>
+        </w:tc>
+        <w:tc>
+          <w:tcPr/>
+          <w:p>
+            <w:pPr>
+              <w:pStyle w:val="Compact"/>
+              <w:jc w:val="left"/>
+            </w:pPr>
+            <w:r>
+              <w:t xml:space="preserve">≈ 10 мин</w:t>
+            </w:r>
+          </w:p>
+        </w:tc>
+      </w:tr>
+      <w:tr>
+        <w:tc>
+          <w:tcPr/>
+          <w:p>
+            <w:pPr>
+              <w:pStyle w:val="Compact"/>
+              <w:jc w:val="left"/>
+            </w:pPr>
+            <w:r>
+              <w:t xml:space="preserve">Аналитическая часть</w:t>
+            </w:r>
+          </w:p>
+        </w:tc>
+        <w:tc>
+          <w:tcPr/>
+          <w:p>
+            <w:pPr>
+              <w:pStyle w:val="Compact"/>
+              <w:jc w:val="left"/>
+            </w:pPr>
+            <w:r>
+              <w:t xml:space="preserve">13–20</w:t>
+            </w:r>
+          </w:p>
+        </w:tc>
+        <w:tc>
+          <w:tcPr/>
+          <w:p>
+            <w:pPr>
+              <w:pStyle w:val="Compact"/>
+              <w:jc w:val="left"/>
+            </w:pPr>
+            <w:r>
+              <w:t xml:space="preserve">≈ 10 мин</w:t>
+            </w:r>
+          </w:p>
+        </w:tc>
+      </w:tr>
+      <w:tr>
+        <w:tc>
+          <w:tcPr/>
+          <w:p>
+            <w:pPr>
+              <w:pStyle w:val="Compact"/>
+              <w:jc w:val="left"/>
+            </w:pPr>
+            <w:r>
+              <w:t xml:space="preserve">Заключение</w:t>
+            </w:r>
+          </w:p>
+        </w:tc>
+        <w:tc>
+          <w:tcPr/>
+          <w:p>
+            <w:pPr>
+              <w:pStyle w:val="Compact"/>
+              <w:jc w:val="left"/>
+            </w:pPr>
+            <w:r>
+              <w:t xml:space="preserve">21–22</w:t>
+            </w:r>
+          </w:p>
+        </w:tc>
+        <w:tc>
+          <w:tcPr/>
+          <w:p>
+            <w:pPr>
+              <w:pStyle w:val="Compact"/>
+              <w:jc w:val="left"/>
+            </w:pPr>
+            <w:r>
+              <w:t xml:space="preserve">≈ 2,5 мин</w:t>
+            </w:r>
+          </w:p>
+        </w:tc>
+      </w:tr>
+    </w:tbl>
+    <w:bookmarkStart w:id="24" w:name="введение"/>
+    <w:p>
+      <w:pPr>
+        <w:pStyle w:val="Heading1"/>
+      </w:pPr>
+      <w:r>
+        <w:t xml:space="preserve">Введение</w:t>
+      </w:r>
+    </w:p>
+    <w:bookmarkStart w:id="20" w:name="слайд-1.-обложка-040"/>
     <w:p>
       <w:pPr>
         <w:pStyle w:val="Heading2"/>
       </w:pPr>
       <w:r>
-        <w:t xml:space="preserve">Слайд 1. Обложка</w:t>
+        <w:t xml:space="preserve">Слайд 1. Обложка · 0:40</w:t>
       </w:r>
     </w:p>
     <w:p>
@@ -74,17 +339,33 @@
         <w:pStyle w:val="FirstParagraph"/>
       </w:pPr>
       <w:r>
-        <w:t xml:space="preserve">Добрый день. Тема нашей работы — влияние рыночного фактора, фактора размера и фактора стоимости на доходность российских акций. Мы взяли 35 акций Московской биржи, данные за десять лет, с 2015 по 2024 год, и сравнили две модели ценообразования: CAPM, где риск один — рыночный, и трёхфакторную модель Фамы–Френча, где к рынку добавляются размер компании и её оценка относительно балансовой стоимости. Главный вопрос: насколько дополнительные факторы улучшают объяснение доходностей и как меняются премии за риск и требуемая доходность по акциям.</w:t>
+        <w:t xml:space="preserve">Добрый день. Тема нашей работы — влияние рыночного фактора, фактора размера и фактора стоимости на доходность российских акций.</w:t>
+      </w:r>
+    </w:p>
+    <w:p>
+      <w:pPr>
+        <w:pStyle w:val="BodyText"/>
+      </w:pPr>
+      <w:r>
+        <w:t xml:space="preserve">Мы взяли 35 акций Московской биржи, месячные данные за десять лет, с 2015 по 2024 год, и сравнили две классические модели ценообразования активов из третьей лекции. Первая — CAPM: в ней у акции один источник систематического риска, рынок. Вторая — трёхфакторная модель Фамы–Френча: к рынку добавляются размер компании и её оценка относительно балансовой стоимости.</w:t>
+      </w:r>
+    </w:p>
+    <w:p>
+      <w:pPr>
+        <w:pStyle w:val="BodyText"/>
+      </w:pPr>
+      <w:r>
+        <w:t xml:space="preserve">Главный вопрос работы: насколько дополнительные факторы улучшают объяснение доходностей российских акций и как от выбора модели меняются премии за риск и требуемая доходность.</w:t>
       </w:r>
     </w:p>
     <w:bookmarkEnd w:id="20"/>
-    <w:bookmarkStart w:id="21" w:name="слайд-2.-цель-и-шесть-вопросов"/>
+    <w:bookmarkStart w:id="21" w:name="X01851544e20ac11acb490a023fa1f99ecea6e2d"/>
     <w:p>
       <w:pPr>
         <w:pStyle w:val="Heading2"/>
       </w:pPr>
       <w:r>
-        <w:t xml:space="preserve">Слайд 2. Цель и шесть вопросов</w:t>
+        <w:t xml:space="preserve">Слайд 2. Цель и шесть вопросов задания · 1:00</w:t>
       </w:r>
     </w:p>
     <w:p>
@@ -92,17 +373,41 @@
         <w:pStyle w:val="FirstParagraph"/>
       </w:pPr>
       <w:r>
-        <w:t xml:space="preserve">Цель работы — оценить, насколько три фактора — рынок, размер и стоимость — объясняют доходности российских акций, и сравнить премии за риск по двум моделям. Задание состоит из шести вопросов, и на слайде видно, где в презентации ответ на каждый. Сначала расскажу о выборке и данных, затем о методологии, потом о результатах регрессий, о премиях за риск, о дополнительных факторах и альтернативных моделях, и в конце — рекомендации, выводы и слабые стороны работы. Все расчёты сделаны в Python, ноутбук с комментариями приложен к работе.</w:t>
+        <w:t xml:space="preserve">Цель работы — оценить, насколько рынок, размер и стоимость объясняют доходности российских акций, и сравнить премии за риск по CAPM и по модели Фамы–Френча.</w:t>
+      </w:r>
+    </w:p>
+    <w:p>
+      <w:pPr>
+        <w:pStyle w:val="BodyText"/>
+      </w:pPr>
+      <w:r>
+        <w:t xml:space="preserve">Задание состоит из шести вопросов, и на слайде указано, где в презентации ответ на каждый.</w:t>
+      </w:r>
+    </w:p>
+    <w:p>
+      <w:pPr>
+        <w:pStyle w:val="BodyText"/>
+      </w:pPr>
+      <w:r>
+        <w:t xml:space="preserve">Первый вопрос — влияние трёх факторов на доходность: это результаты регрессий и сравнение моделей, слайды с десятого по четырнадцатый. Второй — почему выбраны именно эти акции, что у них общего и чем они различаются: слайд четыре. Третий — методология: слайды с пятого по двенадцатый. Четвёртый — какие ещё факторы можно добавить в модель: слайд восемнадцать. Пятый — альтернативные многофакторные модели: слайд девятнадцать. И шестой — рекомендации и сравнение премий за риск: слайды пятнадцать, шестнадцать и двадцать.</w:t>
+      </w:r>
+    </w:p>
+    <w:p>
+      <w:pPr>
+        <w:pStyle w:val="BodyText"/>
+      </w:pPr>
+      <w:r>
+        <w:t xml:space="preserve">Все расчёты сделаны в Python, ноутбук с комментариями и таблицы в Excel приложены к работе.</w:t>
       </w:r>
     </w:p>
     <w:bookmarkEnd w:id="21"/>
-    <w:bookmarkStart w:id="22" w:name="слайд-3.-структура-работы"/>
+    <w:bookmarkStart w:id="22" w:name="слайд-3.-структура-работы-040"/>
     <w:p>
       <w:pPr>
         <w:pStyle w:val="Heading2"/>
       </w:pPr>
       <w:r>
-        <w:t xml:space="preserve">Слайд 3. Структура работы</w:t>
+        <w:t xml:space="preserve">Слайд 3. Структура работы · 0:40</w:t>
       </w:r>
     </w:p>
     <w:p>
@@ -110,17 +415,33 @@
         <w:pStyle w:val="FirstParagraph"/>
       </w:pPr>
       <w:r>
-        <w:t xml:space="preserve">Работа построена по требуемой структуре из четырёх частей. Введение — цель, задачи и выборка, слайды с первого по четвёртый. Основная часть — методология по шагам и результаты регрессий в таблицах и графиках, слайды с пятого по двенадцатый. Аналитическая часть — интерпретация и сравнение моделей, премии за риск, проверки устойчивости, дополнительные факторы и альтернативные модели, рекомендации, слайды с тринадцатого по двадцатый. И заключение — основные выводы и слабые стороны работы.</w:t>
+        <w:t xml:space="preserve">Работа построена по требуемой структуре из четырёх частей.</w:t>
+      </w:r>
+    </w:p>
+    <w:p>
+      <w:pPr>
+        <w:pStyle w:val="BodyText"/>
+      </w:pPr>
+      <w:r>
+        <w:t xml:space="preserve">Введение — цель, задачи и описание выборки, слайды с первого по четвёртый. Основная часть — методология по шагам и результаты регрессий в таблицах и графиках, слайды с пятого по двенадцатый. Аналитическая часть — интерпретация и сравнение: модели, премии за риск, проверки устойчивости, дополнительные факторы и альтернативные модели, рекомендации — слайды с тринадцатого по двадцатый. И заключение — основные выводы и слабые стороны работы.</w:t>
+      </w:r>
+    </w:p>
+    <w:p>
+      <w:pPr>
+        <w:pStyle w:val="BodyText"/>
+      </w:pPr>
+      <w:r>
+        <w:t xml:space="preserve">Над заголовком каждого слайда подписано, к какой части он относится.</w:t>
       </w:r>
     </w:p>
     <w:bookmarkEnd w:id="22"/>
-    <w:bookmarkStart w:id="23" w:name="слайд-4.-выборка"/>
+    <w:bookmarkStart w:id="23" w:name="слайд-4.-выборка-140"/>
     <w:p>
       <w:pPr>
         <w:pStyle w:val="Heading2"/>
       </w:pPr>
       <w:r>
-        <w:t xml:space="preserve">Слайд 4. Выборка</w:t>
+        <w:t xml:space="preserve">Слайд 4. Выборка · 1:40</w:t>
       </w:r>
     </w:p>
     <w:p>
@@ -128,17 +449,59 @@
         <w:pStyle w:val="FirstParagraph"/>
       </w:pPr>
       <w:r>
-        <w:t xml:space="preserve">Почему именно эти 35 акций и что у них общего. Общее — не площадка, а экономика: все они живут в одних и тех же «плохих временах». Средняя корреляция месячных доходностей между любыми двумя бумагами — 0,39, причём внутри отрасли 0,45, а между разными отраслями 0,38 — почти столько же. Значит, бумаги движутся вместе прежде всего из-за общего шока для всей экономики, а это и есть рыночный фактор CAPM. Это видно по датам: в 11 месяцах из 119 падало больше 80 процентов акций выборки — пандемия 2020 года, санкции и мобилизация 2022-го, рост ключевой ставки до 21 процента в 2024-м. Различаются бумаги ровно по тем осям, которые проверяет модель. По размеру — от Сбербанка и Лукойла до Ренессанса и Юнипро, это фактор SMB. По оценке — банки и энергетика как акции стоимости против HeadHunter и Ozon как акций роста, это фактор HML. По чувствительности к рынку — беты от 0,55 до 1,66. А ещё по источнику выручки — экспортёры против внутреннего спроса — и по собственнику: 11 госкомпаний в среднем приносили 13 процентов годовых, частные — 24. Поэтому мы и выбрали именно эти бумаги: нужны полюса по размеру и оценке, иначе SMB и HML не на чем проверить; шесть отраслей и ликвидные бумаги дают надёжные беты; 15 бумаг взяты из первого домашнего задания. А российский рынок после 2022 года изолирован и пережил сильные шоки — это жёсткий тест для моделей, построенных на американских данных.</w:t>
+        <w:t xml:space="preserve">Теперь о выборке и о том, почему именно эти 35 акций. Это 15 бумаг из первого домашнего задания и 20 крупнейших по капитализации и ликвидности бумаг из шести отраслей: нефть и газ, финансы, металлы, электроэнергетика, телеком и IT, потребительский сектор.</w:t>
+      </w:r>
+    </w:p>
+    <w:p>
+      <w:pPr>
+        <w:pStyle w:val="BodyText"/>
+      </w:pPr>
+      <w:r>
+        <w:t xml:space="preserve">Что у них общего? Общее — не только площадка, но и экономика: все они живут в одних и тех же «плохих временах». Средняя корреляция месячных доходностей между любыми двумя бумагами выборки — 0,39. Причём внутри одной отрасли она 0,45, а между разными отраслями — 0,38, почти столько же. Значит, акции двигаются вместе прежде всего из-за общего шока для всей экономики, а не из-за отраслевых новостей. Это и есть рыночный фактор CAPM.</w:t>
+      </w:r>
+    </w:p>
+    <w:p>
+      <w:pPr>
+        <w:pStyle w:val="BodyText"/>
+      </w:pPr>
+      <w:r>
+        <w:t xml:space="preserve">Это видно и по датам: в 11 месяцах из 119 падало больше 80 процентов бумаг выборки. Это пандемия 2020 года, санкции и мобилизация 2022-го и повышение ключевой ставки до 21 процента в 2024-м.</w:t>
+      </w:r>
+    </w:p>
+    <w:p>
+      <w:pPr>
+        <w:pStyle w:val="BodyText"/>
+      </w:pPr>
+      <w:r>
+        <w:t xml:space="preserve">Чем они различаются? Ровно по тем осям, которые проверяет модель. По размеру — от Сбербанка, Лукойла и Газпрома до Ренессанс Страхования, Мосэнергосбыта, Юнипро и МКБ; это фактор SMB. По оценке — банки и энергетика как «акции стоимости» против HeadHunter, Ozon и Яндекса как «акций роста»; это фактор HML. По чувствительности к рынку — беты от 0,55 до 1,66. И ещё по двум признакам: экспортёры против компаний внутреннего спроса и госкомпании против частных. Одиннадцать госкомпаний выборки приносили в среднем 13 процентов годовых, частные — почти 24.</w:t>
+      </w:r>
+    </w:p>
+    <w:p>
+      <w:pPr>
+        <w:pStyle w:val="BodyText"/>
+      </w:pPr>
+      <w:r>
+        <w:t xml:space="preserve">Поэтому выбор такой: нужны полюса по размеру и оценке, иначе SMB и HML не на чем проверить; шесть отраслей и ликвидные бумаги дают надёжные оценки бет; 15 бумаг связывают работу с первым заданием. А российский рынок после 2022 года изолирован и пережил сильные шоки — это жёсткий тест для моделей, построенных на американских данных.</w:t>
       </w:r>
     </w:p>
     <w:bookmarkEnd w:id="23"/>
-    <w:bookmarkStart w:id="24" w:name="слайд-5.-методология"/>
+    <w:bookmarkEnd w:id="24"/>
+    <w:bookmarkStart w:id="33" w:name="основная-часть"/>
+    <w:p>
+      <w:pPr>
+        <w:pStyle w:val="Heading1"/>
+      </w:pPr>
+      <w:r>
+        <w:t xml:space="preserve">Основная часть</w:t>
+      </w:r>
+    </w:p>
+    <w:bookmarkStart w:id="25" w:name="слайд-5.-методология-130"/>
     <w:p>
       <w:pPr>
         <w:pStyle w:val="Heading2"/>
       </w:pPr>
       <w:r>
-        <w:t xml:space="preserve">Слайд 5. Методология</w:t>
+        <w:t xml:space="preserve">Слайд 5. Методология · 1:30</w:t>
       </w:r>
     </w:p>
     <w:p>
@@ -146,17 +509,33 @@
         <w:pStyle w:val="FirstParagraph"/>
       </w:pPr>
       <w:r>
-        <w:t xml:space="preserve">Методология — это четыре шага, по которым построена основная часть. Шаг первый — данные: цены и дивиденды переводим в месячные полные доходности. Шаг второй — безрисковая ставка и факторы: RUONIA за каждый месяц, рыночный фактор как MCFTR минус RUONIA, факторы размера и стоимости от РАНХиГС. Шаг третий — регрессии: для каждой акции отдельно регрессируем её месячную избыточную доходность на факторы — в CAPM один фактор, рынок, в модели Фамы–Френча три. Беты показывают количество риска, альфа — доходность, которую факторы не объясняют; если модель верна, альфа равна нулю. Стандартные ошибки — Ньюи–Уэста, они устойчивы к гетероскедастичности и автокорреляции. Здесь же процедура Фамы–Макбета — сколько рынок платит за единицу каждого риска. Шаг четвёртый — сравниваем модели по R квадрат и тестом Гиббонса–Росса–Шанкена и считаем премии за риск и требуемую доходность: безрисковая ставка плюс сумма бет, умноженных на премии факторов. Безрисковая ставка здесь — доходность годовых ОФЗ на сегодня, 13,72 процента.</w:t>
-      </w:r>
-    </w:p>
-    <w:bookmarkEnd w:id="24"/>
-    <w:bookmarkStart w:id="25" w:name="слайд-6.-данные"/>
+        <w:t xml:space="preserve">Теперь методология. Основная часть построена в четыре шага, и на слайде видно, на каких слайдах каждый из них.</w:t>
+      </w:r>
+    </w:p>
+    <w:p>
+      <w:pPr>
+        <w:pStyle w:val="BodyText"/>
+      </w:pPr>
+      <w:r>
+        <w:t xml:space="preserve">Вверху — две модели, которые мы оцениваем. В CAPM избыточная доходность акции, то есть доходность сверх безрисковой ставки, объясняется только рыночным фактором. В модели Фамы–Френча — тремя: рынком, фактором размера SMB и фактором стоимости HML. Коэффициенты при факторах — это беты, или нагрузки: сколько каждого риска несёт акция. Альфа — средняя доходность, которую факторы не объясняют. Если модель верна, альфа должна быть равна нулю.</w:t>
+      </w:r>
+    </w:p>
+    <w:p>
+      <w:pPr>
+        <w:pStyle w:val="BodyText"/>
+      </w:pPr>
+      <w:r>
+        <w:t xml:space="preserve">Шаг первый — данные: цены и дивиденды переводим в месячные доходности. Шаг второй — безрисковая ставка и факторы. Шаг третий — регрессии: для каждой из 35 акций отдельно, методом наименьших квадратов, со стандартными ошибками Ньюи–Уэста. Они устойчивы к гетероскедастичности и автокорреляции остатков, что важно для кризисных месяцев. Минимум — 36 месяцев наблюдений. Здесь же процедура Фамы–Макбета — сколько рынок платит за единицу каждого риска. Шаг четвёртый — сравниваем модели и считаем премии за риск: ожидаемая доходность равна безрисковой ставке плюс сумма бет, умноженных на премии факторов.</w:t>
+      </w:r>
+    </w:p>
+    <w:bookmarkEnd w:id="25"/>
+    <w:bookmarkStart w:id="26" w:name="слайд-6.-данные-120"/>
     <w:p>
       <w:pPr>
         <w:pStyle w:val="Heading2"/>
       </w:pPr>
       <w:r>
-        <w:t xml:space="preserve">Слайд 6. Данные</w:t>
+        <w:t xml:space="preserve">Слайд 6. Данные · 1:20</w:t>
       </w:r>
     </w:p>
     <w:p>
@@ -164,17 +543,41 @@
         <w:pStyle w:val="FirstParagraph"/>
       </w:pPr>
       <w:r>
-        <w:t xml:space="preserve">Данные. Цены и индексы мы скачали напрямую с Московской биржи, дивиденды — с dohod.ru со сверкой на smart-lab, безрисковую ставку и кривую ОФЗ — с сайта Банка России, факторы размера и стоимости — из проекта CAPM-RU Абрамова в РАНХиГС. Важное решение: доходности считаются с учётом дивидендов. У российских акций дивиденды дают до 11–12 процентов годовых, без них доходность занижена, а в месяц отсечки цена падает, и регрессия видит в этом убыток. Дивиденд мы относим к месяцу экс-дивидендной даты, с учётом перехода биржи с режима T+2 на T+1 в 2023 году. Переименованные бумаги склеены, восемь месяцев без торгов X5 исключены. Факторы РАНХиГС заканчиваются в декабре 2024 года, поэтому основной период — со 2015 по 2024 год, 119 месяцев.</w:t>
-      </w:r>
-    </w:p>
-    <w:bookmarkEnd w:id="25"/>
-    <w:bookmarkStart w:id="26" w:name="слайд-7.-безрисковая-ставка"/>
+        <w:t xml:space="preserve">Шаг первый — данные. Цены 35 акций и индексы мы скачали напрямую с Московской биржи, только из основного режима торгов TQBR, где формируется рыночная цена. Дивиденды взяли с dohod.ru со сверкой на smart-lab, безрисковую ставку и кривую ОФЗ — с сайта Банка России, факторы размера и стоимости — из проекта CAPM-RU Абрамова в РАНХиГС.</w:t>
+      </w:r>
+    </w:p>
+    <w:p>
+      <w:pPr>
+        <w:pStyle w:val="BodyText"/>
+      </w:pPr>
+      <w:r>
+        <w:t xml:space="preserve">Главное решение на этом шаге — доходности считаются с учётом дивидендов: цена в конце месяца плюс дивиденд, делённые на цену прошлого месяца, минус единица. Для России это принципиально: дивиденды дают до 11–12 процентов годовых — у МТС и привилегированных Сургутнефтегаза. Без них доходность занижена, а в месяц отсечки цена падает на размер дивиденда, и регрессия видит в этом убыток, которого у инвестора не было. Дивиденд относим к месяцу экс-дивидендной даты, с учётом перехода биржи с режима расчётов T+2 на T+1 в июле 2023 года.</w:t>
+      </w:r>
+    </w:p>
+    <w:p>
+      <w:pPr>
+        <w:pStyle w:val="BodyText"/>
+      </w:pPr>
+      <w:r>
+        <w:t xml:space="preserve">Ещё две технические вещи. Переименованные компании склеены: Яндекс, X5 и HeadHunter сменили тикеры, и мы соединили старую и новую историю. Восемь месяцев, когда X5 не торговалась, исключены, а не растянуты в одну доходность. И проверки: сплиты уже учтены биржей, а размер каждого дивиденда сверен с ценой — так нашли и удалили одну ошибочную запись.</w:t>
+      </w:r>
+    </w:p>
+    <w:p>
+      <w:pPr>
+        <w:pStyle w:val="BodyText"/>
+      </w:pPr>
+      <w:r>
+        <w:t xml:space="preserve">Факторы РАНХиГС заканчиваются в декабре 2024 года, поэтому основной период — с февраля 2015 по декабрь 2024 года, 119 месяцев.</w:t>
+      </w:r>
+    </w:p>
+    <w:bookmarkEnd w:id="26"/>
+    <w:bookmarkStart w:id="27" w:name="слайд-7.-безрисковая-ставка-120"/>
     <w:p>
       <w:pPr>
         <w:pStyle w:val="Heading2"/>
       </w:pPr>
       <w:r>
-        <w:t xml:space="preserve">Слайд 7. Безрисковая ставка</w:t>
+        <w:t xml:space="preserve">Слайд 7. Безрисковая ставка · 1:20</w:t>
       </w:r>
     </w:p>
     <w:p>
@@ -182,17 +585,41 @@
         <w:pStyle w:val="FirstParagraph"/>
       </w:pPr>
       <w:r>
-        <w:t xml:space="preserve">Безрисковая ставка. Ключевая ставка за период менялась от 4,25 до 21 процента, поэтому одна средняя ставка на весь период исказила бы избыточные доходности: в 2020–2021 годах занизила бы их, в 2024-м — завысила примерно на 10 процентных пунктов годовых. Мы берём свою ставку на каждый месяц — доходность RUONIA, ставки овернайт, капитализированную за месяц. Это аналог одномесячных казначейских векселей, которые используют Фама и Френч. Отдельно мы проверили, как это делает РАНХиГС: у них безрисковая ставка — месячное изменение ценового индекса ОФЗ RGBI. Он падал в 56 месяцах из 119, в феврале 2022 года — на 16 процентов, и без купонов растёт в среднем на 0,05 процента в месяц. Это рисковый актив, а не безрисковая ставка. Как проверку устойчивости мы используем доходность трёхмесячных ОФЗ с кривой ЦБ.</w:t>
-      </w:r>
-    </w:p>
-    <w:bookmarkEnd w:id="26"/>
-    <w:bookmarkStart w:id="27" w:name="слайд-8.-рыночный-фактор"/>
+        <w:t xml:space="preserve">Шаг второй начинается с безрисковой ставки — того, что вычитаем из доходности акций.</w:t>
+      </w:r>
+    </w:p>
+    <w:p>
+      <w:pPr>
+        <w:pStyle w:val="BodyText"/>
+      </w:pPr>
+      <w:r>
+        <w:t xml:space="preserve">Ключевая ставка за период менялась от 4,25 до 21 процента. Если взять одну среднюю ставку на весь период, около десяти с половиной процентов, избыточная доходность в 2020–2021 годах окажется заниженной, а в 2024 году — завышенной примерно на 10 процентных пунктов годовых. Поэтому берём свою ставку на каждый месяц.</w:t>
+      </w:r>
+    </w:p>
+    <w:p>
+      <w:pPr>
+        <w:pStyle w:val="BodyText"/>
+      </w:pPr>
+      <w:r>
+        <w:t xml:space="preserve">Основной вариант — RUONIA, ставка овернайт между крупными банками, которую публикует ЦБ. Вложение на одну ночь в надёжный банк — ближайший к безрисковому рублёвый актив, аналог одномесячных казначейских векселей, которые используют Фама и Френч. Дневные ставки мы капитализируем за месяц. На графике это синяя линия: в среднем 0,79 процента в месяц, и она ни разу не была отрицательной.</w:t>
+      </w:r>
+    </w:p>
+    <w:p>
+      <w:pPr>
+        <w:pStyle w:val="BodyText"/>
+      </w:pPr>
+      <w:r>
+        <w:t xml:space="preserve">Отдельно мы проверили, как это делает РАНХиГС. У них безрисковая ставка — месячное изменение ценового индекса ОФЗ RGBI, зелёная линия. Она была отрицательной в 56 месяцах из 119, а в феврале 2022 года упала почти на 16 процентов. Безрисковый актив так себя вести не может: это цена длинных облигаций, то есть рисковый актив. Поэтому рыночный фактор мы строим сами, на RUONIA. Оранжевая линия — трёхмесячные ОФЗ, она почти совпадает с RUONIA; её мы используем как проверку устойчивости.</w:t>
+      </w:r>
+    </w:p>
+    <w:bookmarkEnd w:id="27"/>
+    <w:bookmarkStart w:id="28" w:name="слайд-8.-рыночный-фактор-100"/>
     <w:p>
       <w:pPr>
         <w:pStyle w:val="Heading2"/>
       </w:pPr>
       <w:r>
-        <w:t xml:space="preserve">Слайд 8. Рыночный фактор</w:t>
+        <w:t xml:space="preserve">Слайд 8. Рыночный фактор · 1:00</w:t>
       </w:r>
     </w:p>
     <w:p>
@@ -200,17 +627,41 @@
         <w:pStyle w:val="FirstParagraph"/>
       </w:pPr>
       <w:r>
-        <w:t xml:space="preserve">Рыночный фактор мы строим сами: доходность индекса полной доходности MCFTR минус RUONIA. MCFTR включает реинвестированные дивиденды, поэтому согласуется с доходностями акций. На графике видно, что MCFTR обгоняет обычный индекс Мосбиржи примерно на 7 процентов в год — это и есть дивиденды. Главное наблюдение: премия рынка над безрисковой ставкой за 2015–2024 годы — около 5 процентов годовых, и она статистически незначима. Высокие ставки ЦБ и обвал 2022 года съели большую часть превышения акций над депозитом, а в 2025–2026 годах рынок с дивидендами и вовсе отстал от RUONIA. Это важно для дальнейшего: от рыночной премии зависят все оценки ожидаемой доходности по CAPM.</w:t>
-      </w:r>
-    </w:p>
-    <w:bookmarkEnd w:id="27"/>
-    <w:bookmarkStart w:id="28" w:name="слайд-9.-факторы"/>
+        <w:t xml:space="preserve">Рыночный фактор — это доходность индекса полной доходности MCFTR минус RUONIA. MCFTR включает реинвестированные дивиденды, поэтому он согласован с доходностями наших акций.</w:t>
+      </w:r>
+    </w:p>
+    <w:p>
+      <w:pPr>
+        <w:pStyle w:val="BodyText"/>
+      </w:pPr>
+      <w:r>
+        <w:t xml:space="preserve">На графике — как рос бы рубль, вложенный в январе 2015 года, в три варианта. MCFTR обгоняет обычный индекс Мосбиржи примерно на 7 процентов в год — это и есть дивиденды. А зелёная линия — RUONIA, безрисковое размещение.</w:t>
+      </w:r>
+    </w:p>
+    <w:p>
+      <w:pPr>
+        <w:pStyle w:val="BodyText"/>
+      </w:pPr>
+      <w:r>
+        <w:t xml:space="preserve">Главное наблюдение: премия рынка над безрисковой ставкой за 2015–2024 годы — около 5 процентов годовых, и она статистически незначима, t-статистика 0,8. Высокие ставки ЦБ и обвал 2022 года съели большую часть превышения акций над депозитом. А в 2025–2026 годах, при ставке от 14 до 21 процента, рынок с дивидендами и вовсе отстал от RUONIA — это видно справа от пунктирной линии.</w:t>
+      </w:r>
+    </w:p>
+    <w:p>
+      <w:pPr>
+        <w:pStyle w:val="BodyText"/>
+      </w:pPr>
+      <w:r>
+        <w:t xml:space="preserve">Это важно для всей дальнейшей работы: от рыночной премии зависят все оценки ожидаемой доходности по CAPM.</w:t>
+      </w:r>
+    </w:p>
+    <w:bookmarkEnd w:id="28"/>
+    <w:bookmarkStart w:id="29" w:name="слайд-9.-факторы-120"/>
     <w:p>
       <w:pPr>
         <w:pStyle w:val="Heading2"/>
       </w:pPr>
       <w:r>
-        <w:t xml:space="preserve">Слайд 9. Факторы</w:t>
+        <w:t xml:space="preserve">Слайд 9. Факторы · 1:20</w:t>
       </w:r>
     </w:p>
     <w:p>
@@ -218,17 +669,41 @@
         <w:pStyle w:val="FirstParagraph"/>
       </w:pPr>
       <w:r>
-        <w:t xml:space="preserve">Три фактора модели. Рынок мы построили сами, SMB и HML взяты у РАНХиГС в версии с дивидендами. SMB — это доходность портфеля малых компаний минус доходность крупных, HML — акций с высоким отношением балансовой стоимости к рыночной минус акций с низким. Безрисковая ставка в этих разностях сокращается, поэтому их можно брать как есть. Результат: малые компании в среднем обгоняли крупные почти на 18 процентов годовых, и это значимо — но во многом за счёт 2023 года, когда SMB за год вырос на 137 процентов. Фактор стоимости в России за десятилетие был отрицательным и незначимым — акции стоимости не обогнали акции роста. Корреляции между факторами низкие, так что мультиколлинеарности в регрессиях нет.</w:t>
-      </w:r>
-    </w:p>
-    <w:bookmarkEnd w:id="28"/>
-    <w:bookmarkStart w:id="29" w:name="слайд-10.-результаты-capm"/>
+        <w:t xml:space="preserve">Теперь три фактора модели вместе. Рыночный мы построили сами, SMB и HML взяли у РАНХиГС в версии с дивидендами. SMB — это доходность портфеля малых компаний минус доходность крупных. HML — доходность акций с высоким отношением балансовой стоимости к рыночной, «акций стоимости», минус доходность «акций роста». Безрисковая ставка в этих разностях сокращается, поэтому их можно брать как есть.</w:t>
+      </w:r>
+    </w:p>
+    <w:p>
+      <w:pPr>
+        <w:pStyle w:val="BodyText"/>
+      </w:pPr>
+      <w:r>
+        <w:t xml:space="preserve">На графике — как рос бы рубль, вложенный в стратегию каждого фактора. Справа — средние годовые премии. Рынок: плюс 5,1 процента, незначимо. Размер: плюс 17,9 процента, t-статистика 2,2 — единственная значимая премия. Но видно, откуда она взялась: до конца 2022 года малые компании обгоняли крупные умеренно, а в 2023 году оранжевая линия идёт почти вертикально — SMB за год вырос на 137 процентов. Это бум частных инвесторов во втором эшелоне после ухода иностранцев. Поэтому премию за размер в прогнозах нужно брать осторожно.</w:t>
+      </w:r>
+    </w:p>
+    <w:p>
+      <w:pPr>
+        <w:pStyle w:val="BodyText"/>
+      </w:pPr>
+      <w:r>
+        <w:t xml:space="preserve">Фактор стоимости — минус 3,4 процента и незначим: в России за десятилетие «акции стоимости» в среднем проиграли «акциям роста». Это расходится с классическим результатом для США и само по себе интересно.</w:t>
+      </w:r>
+    </w:p>
+    <w:p>
+      <w:pPr>
+        <w:pStyle w:val="BodyText"/>
+      </w:pPr>
+      <w:r>
+        <w:t xml:space="preserve">Корреляции между факторами не выше 0,24 — каждый несёт свою информацию, мультиколлинеарности в регрессиях нет.</w:t>
+      </w:r>
+    </w:p>
+    <w:bookmarkEnd w:id="29"/>
+    <w:bookmarkStart w:id="30" w:name="слайд-10.-результаты-capm-120"/>
     <w:p>
       <w:pPr>
         <w:pStyle w:val="Heading2"/>
       </w:pPr>
       <w:r>
-        <w:t xml:space="preserve">Слайд 10. Результаты CAPM</w:t>
+        <w:t xml:space="preserve">Слайд 10. Результаты CAPM · 1:20</w:t>
       </w:r>
     </w:p>
     <w:p>
@@ -236,17 +711,49 @@
         <w:pStyle w:val="FirstParagraph"/>
       </w:pPr>
       <w:r>
-        <w:t xml:space="preserve">Результаты CAPM. Все беты положительны и значимы, от 0,55 у МКБ до 1,66 у HeadHunter. Выше рынка — компании роста и крупнейшие банки и нефтяники: HeadHunter, Ozon, Т-Технологии, Мечел, Роснефть, Сбербанк. Ниже рынка — защитные бумаги: МКБ, привилегированные Сургутнефтегаза с дивидендной формулой, Полюс — золото дорожает в кризис, — Интер РАО, РусГидро, Ростелеком. Средний R квадрат 0,38: рынок объясняет примерно треть колебаний доходности отдельной акции, остальное — специфический риск. Альфы в большинстве незначимы, то есть для большинства акций CAPM не отвергается. Исключения: Банк Санкт-Петербург и HeadHunter с положительной альфой и ВТБ с отрицательной.</w:t>
-      </w:r>
-    </w:p>
-    <w:bookmarkEnd w:id="29"/>
-    <w:bookmarkStart w:id="30" w:name="слайд-11.-результаты-фамыфренча"/>
+        <w:t xml:space="preserve">Шаг третий — результаты регрессий. Начнём с CAPM.</w:t>
+      </w:r>
+    </w:p>
+    <w:p>
+      <w:pPr>
+        <w:pStyle w:val="BodyText"/>
+      </w:pPr>
+      <w:r>
+        <w:t xml:space="preserve">Все беты положительны и значимы, от 0,55 у МКБ до 1,66 у HeadHunter. Бета 1 означает, что акция в среднем движется как рынок; 1,5 — в полтора раза сильнее; 0,6 — заметно спокойнее.</w:t>
+      </w:r>
+    </w:p>
+    <w:p>
+      <w:pPr>
+        <w:pStyle w:val="BodyText"/>
+      </w:pPr>
+      <w:r>
+        <w:t xml:space="preserve">В таблице — агрессивные и защитные бумаги. Выше рынка — компании роста и крупнейшие банки и нефтяники: HeadHunter, Ozon, Т-Технологии, Мечел, Роснефть, Сбербанк. Ниже рынка — защитные: МКБ, привилегированные Сургутнефтегаза с дивидендной формулой, Полюс (золото дорожает в кризис), Интер РАО, РусГидро, Ростелеком.</w:t>
+      </w:r>
+    </w:p>
+    <w:p>
+      <w:pPr>
+        <w:pStyle w:val="BodyText"/>
+      </w:pPr>
+      <w:r>
+        <w:t xml:space="preserve">Средний R квадрат — 0,38: рынок объясняет около трети колебаний доходности отдельной акции, остальное — специфический риск компании.</w:t>
+      </w:r>
+    </w:p>
+    <w:p>
+      <w:pPr>
+        <w:pStyle w:val="BodyText"/>
+      </w:pPr>
+      <w:r>
+        <w:t xml:space="preserve">Альфы в большинстве незначимы — для большинства акций CAPM не отвергается. Исключения три: Банк Санкт-Петербург с альфой плюс 27 процентов годовых, HeadHunter — плюс 36 процентов, и ВТБ — минус 21 процент. К ним мы вернёмся на слайде четырнадцать.</w:t>
+      </w:r>
+    </w:p>
+    <w:bookmarkEnd w:id="30"/>
+    <w:bookmarkStart w:id="31" w:name="слайд-11.-результаты-фамыфренча-120"/>
     <w:p>
       <w:pPr>
         <w:pStyle w:val="Heading2"/>
       </w:pPr>
       <w:r>
-        <w:t xml:space="preserve">Слайд 11. Результаты Фамы–Френча</w:t>
+        <w:t xml:space="preserve">Слайд 11. Результаты Фамы–Френча · 1:20</w:t>
       </w:r>
     </w:p>
     <w:p>
@@ -254,17 +761,49 @@
         <w:pStyle w:val="FirstParagraph"/>
       </w:pPr>
       <w:r>
-        <w:t xml:space="preserve">Трёхфакторная модель. На графике — нагрузки каждой акции на три фактора, тёмным выделены значимые. Рыночная бета почти не меняется по сравнению с CAPM, потому что SMB и HML слабо связаны с рынком. Нагрузки на размер и стоимость экономически осмысленны. Как малые компании ведут себя десять бумаг — Банк Санкт-Петербург, Селигдар, HeadHunter, энергетика. Как крупные — Газпром, Алроса и Т-Технологии. Как акции стоимости — банки, энергетика, Башнефть и Газпром: низкая цена к балансу, зрелый бизнес, зависимость от государства и ставок. Как акции роста — HeadHunter, Ozon, Ренессанс, Норникель и Алроса: за их перспективы рынок платит премию к балансу. Значимые нагрузки на размер есть у 13 акций, на стоимость — у 12, то есть у трети выборки.</w:t>
-      </w:r>
-    </w:p>
-    <w:bookmarkEnd w:id="30"/>
-    <w:bookmarkStart w:id="31" w:name="слайд-12.-фамамакбет"/>
+        <w:t xml:space="preserve">Теперь трёхфакторная модель. На графике — нагрузки каждой акции на три фактора, тёмным выделены значимые.</w:t>
+      </w:r>
+    </w:p>
+    <w:p>
+      <w:pPr>
+        <w:pStyle w:val="BodyText"/>
+      </w:pPr>
+      <w:r>
+        <w:t xml:space="preserve">Рыночные беты почти не изменились по сравнению с CAPM, в среднем около единицы: SMB и HML слабо связаны с рынком.</w:t>
+      </w:r>
+    </w:p>
+    <w:p>
+      <w:pPr>
+        <w:pStyle w:val="BodyText"/>
+      </w:pPr>
+      <w:r>
+        <w:t xml:space="preserve">Нагрузки на размер и стоимость экономически осмысленны. Положительная нагрузка на SMB означает, что акция ведёт себя как малая компания. Таких десять: Банк Санкт-Петербург, Селигдар, HeadHunter, РусГидро, ВТБ, Мосбиржа, Юнипро, X5, ФСК и Ренессанс. Отрицательная, то есть как крупные, — у трёх: Газпром, Алроса, Т-Технологии.</w:t>
+      </w:r>
+    </w:p>
+    <w:p>
+      <w:pPr>
+        <w:pStyle w:val="BodyText"/>
+      </w:pPr>
+      <w:r>
+        <w:t xml:space="preserve">Положительная нагрузка на HML — ведёт себя как «акция стоимости»: банки — Банк Санкт-Петербург, ВТБ, Сбербанк — и энергетика, Башнефть, Газпром. Это компании с низкой ценой относительно баланса, зрелым бизнесом и сильной зависимостью от государства и ставок. Отрицательная — «акции роста»: HeadHunter, Ozon, Ренессанс, Норникель, Алроса; за их перспективы рынок платит премию к балансу.</w:t>
+      </w:r>
+    </w:p>
+    <w:p>
+      <w:pPr>
+        <w:pStyle w:val="BodyText"/>
+      </w:pPr>
+      <w:r>
+        <w:t xml:space="preserve">В сумме значимые нагрузки на размер есть у 13 акций, на стоимость — у 12, то есть примерно у трети выборки.</w:t>
+      </w:r>
+    </w:p>
+    <w:bookmarkEnd w:id="31"/>
+    <w:bookmarkStart w:id="32" w:name="слайд-12.-фамамакбет-100"/>
     <w:p>
       <w:pPr>
         <w:pStyle w:val="Heading2"/>
       </w:pPr>
       <w:r>
-        <w:t xml:space="preserve">Слайд 12. Фама–Макбет</w:t>
+        <w:t xml:space="preserve">Слайд 12. Фама–Макбет · 1:00</w:t>
       </w:r>
     </w:p>
     <w:p>
@@ -272,17 +811,51 @@
         <w:pStyle w:val="FirstParagraph"/>
       </w:pPr>
       <w:r>
-        <w:t xml:space="preserve">Процедура Фамы–Макбета отвечает на вопрос, сколько рынок платит за единицу каждого риска. Беты мы взяли из временных регрессий, а затем каждый месяц регрессировали доходности всех акций на их беты и усреднили коэффициенты. Результат: константы близки к нулю, как и должно быть, а знаки премий совпадают со средними доходностями факторов — плюс за рынок, плюс за размер, минус за стоимость. Но все премии статистически незначимы. На 35 отдельных акциях и десяти годах очень волатильного рынка точно оценить цену риска нельзя. Поэтому для расчёта премий за риск мы используем средние доходности факторов — это стандартный подход для торгуемых факторов, — а Фаму–Макбета рассматриваем как проверку знаков.</w:t>
-      </w:r>
-    </w:p>
-    <w:bookmarkEnd w:id="31"/>
-    <w:bookmarkStart w:id="32" w:name="слайд-13.-сравнение-моделей"/>
+        <w:t xml:space="preserve">Последний слайд основной части — процедура Фамы–Макбета. Она отвечает на вопрос: сколько рынок платит за единицу каждого риска.</w:t>
+      </w:r>
+    </w:p>
+    <w:p>
+      <w:pPr>
+        <w:pStyle w:val="BodyText"/>
+      </w:pPr>
+      <w:r>
+        <w:t xml:space="preserve">Беты берём из временных регрессий, а затем каждый из 119 месяцев регрессируем доходности всех акций на их беты и усредняем коэффициенты по времени.</w:t>
+      </w:r>
+    </w:p>
+    <w:p>
+      <w:pPr>
+        <w:pStyle w:val="BodyText"/>
+      </w:pPr>
+      <w:r>
+        <w:t xml:space="preserve">Результат: константы близки к нулю, как и должно быть, а знаки премий совпадают со средними доходностями факторов — плюс за рынок, плюс за размер, минус за стоимость. Но все премии статистически незначимы: на 35 отдельных акциях и десяти годах очень волатильного рынка точно оценить цену риска нельзя.</w:t>
+      </w:r>
+    </w:p>
+    <w:p>
+      <w:pPr>
+        <w:pStyle w:val="BodyText"/>
+      </w:pPr>
+      <w:r>
+        <w:t xml:space="preserve">Поэтому для расчёта премий за риск дальше мы используем средние доходности факторов — это стандартный подход для торгуемых факторов, — а Фаму–Макбета рассматриваем как проверку знаков.</w:t>
+      </w:r>
+    </w:p>
+    <w:bookmarkEnd w:id="32"/>
+    <w:bookmarkEnd w:id="33"/>
+    <w:bookmarkStart w:id="42" w:name="аналитическая-часть"/>
+    <w:p>
+      <w:pPr>
+        <w:pStyle w:val="Heading1"/>
+      </w:pPr>
+      <w:r>
+        <w:t xml:space="preserve">Аналитическая часть</w:t>
+      </w:r>
+    </w:p>
+    <w:bookmarkStart w:id="34" w:name="слайд-13.-сравнение-моделей-120"/>
     <w:p>
       <w:pPr>
         <w:pStyle w:val="Heading2"/>
       </w:pPr>
       <w:r>
-        <w:t xml:space="preserve">Слайд 13. Сравнение моделей</w:t>
+        <w:t xml:space="preserve">Слайд 13. Сравнение моделей · 1:20</w:t>
       </w:r>
     </w:p>
     <w:p>
@@ -290,17 +863,41 @@
         <w:pStyle w:val="FirstParagraph"/>
       </w:pPr>
       <w:r>
-        <w:t xml:space="preserve">Сравнение моделей. Трёхфакторная модель объясняет доходности лучше: средний скорректированный R квадрат растёт с 0,37 до 0,41, средняя абсолютная альфа — ошибка ценообразования — падает с 9,8 до 8,1 процентного пункта годовых. Сильнее всего выигрывают малые компании и бумаги с выраженным профилем стоимости или роста: у Банка Санкт-Петербург R квадрат растёт с 0,32 до 0,50, у HeadHunter — с 0,39 до 0,55. Совместный тест Гиббонса–Росса–Шанкена на 27 акциях с полной историей отвергает обе модели на пятипроцентном уровне: альфы совместно не равны нулю. Но статистика для модели Фамы–Френча меньше, p-value выше — она ближе к цели. Как и на американских данных, трёх факторов недостаточно, чтобы полностью объяснить доходности.</w:t>
-      </w:r>
-    </w:p>
-    <w:bookmarkEnd w:id="32"/>
-    <w:bookmarkStart w:id="33" w:name="слайд-14.-ключевой-пример"/>
+        <w:t xml:space="preserve">Переходим к аналитической части — что всё это значит и какая модель лучше.</w:t>
+      </w:r>
+    </w:p>
+    <w:p>
+      <w:pPr>
+        <w:pStyle w:val="BodyText"/>
+      </w:pPr>
+      <w:r>
+        <w:t xml:space="preserve">Трёхфакторная модель объясняет доходности лучше по всем мерам. Средний R квадрат растёт с 0,38 до 0,42, скорректированный — с 0,37 до 0,41. Средняя абсолютная альфа, то есть средняя ошибка ценообразования, падает с 9,8 до 8,1 процентного пункта годовых.</w:t>
+      </w:r>
+    </w:p>
+    <w:p>
+      <w:pPr>
+        <w:pStyle w:val="BodyText"/>
+      </w:pPr>
+      <w:r>
+        <w:t xml:space="preserve">Сильнее всего выигрывают малые компании и бумаги с выраженным профилем стоимости или роста: у Банка Санкт-Петербург R квадрат растёт с 0,32 до 0,50, у HeadHunter — с 0,39 до 0,55.</w:t>
+      </w:r>
+    </w:p>
+    <w:p>
+      <w:pPr>
+        <w:pStyle w:val="BodyText"/>
+      </w:pPr>
+      <w:r>
+        <w:t xml:space="preserve">Совместный тест Гиббонса–Росса–Шанкена на 27 акциях с полной историей проверяет, равны ли все альфы нулю одновременно. Он отвергает обе модели на пятипроцентном уровне: p-value 0,015 для CAPM и 0,037 для Фамы–Френча. Но у трёхфакторной модели статистика меньше, а p-value выше — она ближе к цели. Как и на американских данных, трёх факторов недостаточно, чтобы полностью объяснить доходности.</w:t>
+      </w:r>
+    </w:p>
+    <w:bookmarkEnd w:id="34"/>
+    <w:bookmarkStart w:id="35" w:name="слайд-14.-ключевой-пример-130"/>
     <w:p>
       <w:pPr>
         <w:pStyle w:val="Heading2"/>
       </w:pPr>
       <w:r>
-        <w:t xml:space="preserve">Слайд 14. Ключевой пример</w:t>
+        <w:t xml:space="preserve">Слайд 14. Ключевой пример · 1:30</w:t>
       </w:r>
     </w:p>
     <w:p>
@@ -308,17 +905,41 @@
         <w:pStyle w:val="FirstParagraph"/>
       </w:pPr>
       <w:r>
-        <w:t xml:space="preserve">Это ключевой результат работы. На лекции был пример: управляющий по CAPM показывает значимую альфу, а в модели Фамы–Френча она исчезает, потому что это была премия за размер и стоимость. Мы получили то же самое на российских данных. У Банка Санкт-Петербург альфа по CAPM 26,6 процента годовых и значима. В трёхфакторной модели она снижается до 18 процентов и теряет значимость: банк — малая акция стоимости, и часть его доходности — плата за эти риски. У HeadHunter альфа падает с 36 до 10 процентов. А вот у ВТБ отрицательная альфа остаётся и даже усиливается: акционеры ВТБ проиграли из-за размывания доли при допэмиссиях — это специфический риск компании, факторы его не объясняют. На графиках справа — R квадрат и альфы всех 35 акций в двух моделях.</w:t>
-      </w:r>
-    </w:p>
-    <w:bookmarkEnd w:id="33"/>
-    <w:bookmarkStart w:id="34" w:name="слайд-15.-премии-за-риск"/>
+        <w:t xml:space="preserve">Это, на наш взгляд, главный результат работы. На лекции, на слайде 70, был пример: управляющий фондом по CAPM показывает значимую альфу, а в модели Фамы–Френча она исчезает — это была не квалификация, а премия за размер и стоимость. Мы получили то же самое на российских данных.</w:t>
+      </w:r>
+    </w:p>
+    <w:p>
+      <w:pPr>
+        <w:pStyle w:val="BodyText"/>
+      </w:pPr>
+      <w:r>
+        <w:t xml:space="preserve">У Банка Санкт-Петербург альфа по CAPM — плюс 26,6 процента годовых, и она значима, t-статистика 2,6. Кажется, что банк стабильно переигрывает рынок. В трёхфакторной модели альфа снижается до 18 процентов и теряет значимость. Причина в том, что банк ведёт себя как малая акция стоимости, и часть его доходности — это плата за эти риски, а не «бесплатный» доход. У HeadHunter картина ещё ярче: альфа падает с 36 до 10 процентов, t-статистика — с 2,1 до 0,6.</w:t>
+      </w:r>
+    </w:p>
+    <w:p>
+      <w:pPr>
+        <w:pStyle w:val="BodyText"/>
+      </w:pPr>
+      <w:r>
+        <w:t xml:space="preserve">А вот у ВТБ отрицательная альфа остаётся и даже усиливается — минус 24 процента, t-статистика минус 4. Акционеры ВТБ проиграли из-за размывания доли при допэмиссиях. Это специфический риск компании, и факторы его не объясняют.</w:t>
+      </w:r>
+    </w:p>
+    <w:p>
+      <w:pPr>
+        <w:pStyle w:val="BodyText"/>
+      </w:pPr>
+      <w:r>
+        <w:t xml:space="preserve">Справа — R квадрат и альфы всех 35 акций в двух моделях: почти все точки на левом графике выше диагонали — трёхфакторная модель объясняет больше.</w:t>
+      </w:r>
+    </w:p>
+    <w:bookmarkEnd w:id="35"/>
+    <w:bookmarkStart w:id="36" w:name="слайд-15.-премии-за-риск-130"/>
     <w:p>
       <w:pPr>
         <w:pStyle w:val="Heading2"/>
       </w:pPr>
       <w:r>
-        <w:t xml:space="preserve">Слайд 15. Премии за риск</w:t>
+        <w:t xml:space="preserve">Слайд 15. Премии за риск · 1:30</w:t>
       </w:r>
     </w:p>
     <w:p>
@@ -326,17 +947,57 @@
         <w:pStyle w:val="FirstParagraph"/>
       </w:pPr>
       <w:r>
-        <w:t xml:space="preserve">Теперь главный вопрос задания — сравнение премий за риск. Премия акции равна сумме произведений её бет на премии факторов, а премии факторов — их средние доходности за 2015–2024 годы. На графике синим — премия по CAPM, оранжевым — по Фаме–Френчу, чёрными отметками — фактическая избыточная доходность. Картина разделяется на две группы. Для малых компаний трёхфакторная модель даёт премию заметно выше: HeadHunter — на 16 процентных пунктов, Селигдар — на 12, Банк Санкт-Петербург — на 9, Ozon — на 7. CAPM не видит премию за размер и записывает её в альфу. Для крупных компаний, наоборот, Фама–Френч даёт премию ниже, до минус 4 пунктов у Газпрома: это крупные бумаги с отрицательной нагрузкой на SMB. Важная оговорка: премия за размер почти 18 процентов годовых держится во многом на одном 2023 годе, поэтому в прогноз её нужно брать консервативнее.</w:t>
-      </w:r>
-    </w:p>
-    <w:bookmarkEnd w:id="34"/>
-    <w:bookmarkStart w:id="35" w:name="слайд-16.-требуемая-доходность"/>
+        <w:t xml:space="preserve">Теперь главный вопрос задания — сравнение премий за риск.</w:t>
+      </w:r>
+    </w:p>
+    <w:p>
+      <w:pPr>
+        <w:pStyle w:val="BodyText"/>
+      </w:pPr>
+      <w:r>
+        <w:t xml:space="preserve">Премия за риск акции — это сумма произведений её нагрузок на премии факторов. Премии факторов — их средние доходности за десять лет: рынок 5,1, размер 17,9, стоимость минус 3,4 процента годовых. Например, для Банка Санкт-Петербург: 0,97 умножить на 5,1, плюс 0,57 умножить на 17,9, плюс 0,43 умножить на минус 3,4 — получается около 13,7 процента годовых. CAPM видит только рыночную часть — около 5 процентов.</w:t>
+      </w:r>
+    </w:p>
+    <w:p>
+      <w:pPr>
+        <w:pStyle w:val="BodyText"/>
+      </w:pPr>
+      <w:r>
+        <w:t xml:space="preserve">На графике синим — премия по CAPM, оранжевым — по Фаме–Френчу, чёрными отметками — фактическая избыточная доходность. Картина делится на две группы.</w:t>
+      </w:r>
+    </w:p>
+    <w:p>
+      <w:pPr>
+        <w:pStyle w:val="BodyText"/>
+      </w:pPr>
+      <w:r>
+        <w:t xml:space="preserve">Для малых компаний трёхфакторная модель даёт премию заметно выше: HeadHunter — на 16 процентных пунктов, Селигдар — на 12, Банк Санкт-Петербург — на 9, Ozon — на 7. CAPM не видит премию за размер и записывает её в альфу.</w:t>
+      </w:r>
+    </w:p>
+    <w:p>
+      <w:pPr>
+        <w:pStyle w:val="BodyText"/>
+      </w:pPr>
+      <w:r>
+        <w:t xml:space="preserve">Для крупных компаний, наоборот, премия по Фаме–Френчу ниже, до минус 4,4 пункта у Газпрома: это крупные бумаги с отрицательной нагрузкой на SMB, а у Газпрома и Сбербанка ещё и положительная нагрузка на фактор стоимости, у которого премия отрицательная.</w:t>
+      </w:r>
+    </w:p>
+    <w:p>
+      <w:pPr>
+        <w:pStyle w:val="BodyText"/>
+      </w:pPr>
+      <w:r>
+        <w:t xml:space="preserve">Оговорка: премия за размер во многом держится на одном 2023 годе, поэтому в прогнозах её стоит брать консервативнее.</w:t>
+      </w:r>
+    </w:p>
+    <w:bookmarkEnd w:id="36"/>
+    <w:bookmarkStart w:id="37" w:name="слайд-16.-требуемая-доходность-110"/>
     <w:p>
       <w:pPr>
         <w:pStyle w:val="Heading2"/>
       </w:pPr>
       <w:r>
-        <w:t xml:space="preserve">Слайд 16. Требуемая доходность</w:t>
+        <w:t xml:space="preserve">Слайд 16. Требуемая доходность · 1:10</w:t>
       </w:r>
     </w:p>
     <w:p>
@@ -344,17 +1005,33 @@
         <w:pStyle w:val="FirstParagraph"/>
       </w:pPr>
       <w:r>
-        <w:t xml:space="preserve">Чтобы перейти к рекомендациям, считаем требуемую доходность, то есть стоимость капитала, на сегодня. Безрисковая ставка — доходность годовых ОФЗ на конец сентября 2026 года, 13,72 процента: инвестор принимает решение сейчас, а не по средней ставке за десять лет. К ней прибавляем премию за риск. Для крупных компаний — Сбербанк, Лукойл, Роснефть — модели дают близкие оценки, в пределах 2–3 пунктов. Для малых расхождение огромное: Банк Санкт-Петербург — 19 процентов по CAPM против 27 по Фаме–Френчу, Селигдар — 19 против 31, HeadHunter — 22 против 39. В правой колонке для сравнения — фактическая средняя избыточная доходность за период: у Банка Санкт-Петербург, Селигдара и HeadHunter она гораздо ближе к оценке Фамы–Френча.</w:t>
-      </w:r>
-    </w:p>
-    <w:bookmarkEnd w:id="35"/>
-    <w:bookmarkStart w:id="36" w:name="слайд-17.-проверка-устойчивости"/>
+        <w:t xml:space="preserve">Чтобы перейти к рекомендациям, считаем требуемую доходность, то есть стоимость капитала, на сегодня. Безрисковая ставка — доходность годовых ОФЗ на 30 сентября 2026 года, 13,72 процента: инвестор принимает решение при сегодняшней ставке, а не по средней за десять лет. К ней прибавляем премию за риск.</w:t>
+      </w:r>
+    </w:p>
+    <w:p>
+      <w:pPr>
+        <w:pStyle w:val="BodyText"/>
+      </w:pPr>
+      <w:r>
+        <w:t xml:space="preserve">Для крупных компаний — Сбербанк, Лукойл, Роснефть — модели дают близкие оценки, около 18–21 процента; разница в пределах 2–3 пунктов. Для малых расхождение огромное: Банк Санкт-Петербург — 19 процентов по CAPM против 27 по Фаме–Френчу, Селигдар — 19 против 31, HeadHunter — 22 против 39.</w:t>
+      </w:r>
+    </w:p>
+    <w:p>
+      <w:pPr>
+        <w:pStyle w:val="BodyText"/>
+      </w:pPr>
+      <w:r>
+        <w:t xml:space="preserve">В правой колонке для сравнения — фактическая средняя избыточная доходность за 2015–2024 годы. У Банка Санкт-Петербург, Селигдара и HeadHunter она гораздо ближе к оценке Фамы–Френча, чем к CAPM. Это не прогноз, а подтверждение, что трёхфакторная модель лучше описывала то, что происходило на деле.</w:t>
+      </w:r>
+    </w:p>
+    <w:bookmarkEnd w:id="37"/>
+    <w:bookmarkStart w:id="38" w:name="слайд-17.-проверка-устойчивости-110"/>
     <w:p>
       <w:pPr>
         <w:pStyle w:val="Heading2"/>
       </w:pPr>
       <w:r>
-        <w:t xml:space="preserve">Слайд 17. Проверка устойчивости</w:t>
+        <w:t xml:space="preserve">Слайд 17. Проверка устойчивости · 1:10</w:t>
       </w:r>
     </w:p>
     <w:p>
@@ -362,17 +1039,57 @@
         <w:pStyle w:val="FirstParagraph"/>
       </w:pPr>
       <w:r>
-        <w:t xml:space="preserve">Мы проверили, не зависят ли выводы от наших допущений. Если заменить RUONIA на трёхмесячные ОФЗ, результаты почти не меняются: беты и R квадрат те же, альфы сдвигаются на десятые доли пункта. Значит, важен не выбор конкретной ставки, а то, что она меняется во времени. Если убрать дивиденды, ошибки ценообразования растут и значимых альф становится больше — это подтверждает, что считать полную доходность было правильно. С рыночным фактором РАНХиГС R квадрат заметно ниже: их широкий рынок с ограничением веса компании и безрисковой ставкой по RGBI хуже описывает наши крупные бумаги. И на полном периоде до сентября 2026 года CAPM даёт те же беты. Во всех вариантах трёхфакторная модель лучше CAPM.</w:t>
-      </w:r>
-    </w:p>
-    <w:bookmarkEnd w:id="36"/>
-    <w:bookmarkStart w:id="37" w:name="слайд-18.-какие-ещё-факторы"/>
+        <w:t xml:space="preserve">Мы проверили, не зависят ли выводы от наших допущений.</w:t>
+      </w:r>
+    </w:p>
+    <w:p>
+      <w:pPr>
+        <w:pStyle w:val="BodyText"/>
+      </w:pPr>
+      <w:r>
+        <w:t xml:space="preserve">Первое: замена RUONIA на трёхмесячные ОФЗ почти ничего не меняет — беты и R квадрат те же, альфы сдвигаются на десятые доли пункта. Значит, важен не выбор конкретной ставки, а то, что она меняется во времени.</w:t>
+      </w:r>
+    </w:p>
+    <w:p>
+      <w:pPr>
+        <w:pStyle w:val="BodyText"/>
+      </w:pPr>
+      <w:r>
+        <w:t xml:space="preserve">Второе: если убрать дивиденды и использовать IMOEX, ошибки ценообразования растут — с 9,8 до 11,3 пункта по CAPM — и значимых альф становится больше. Это подтверждает, что считать полную доходность было правильно.</w:t>
+      </w:r>
+    </w:p>
+    <w:p>
+      <w:pPr>
+        <w:pStyle w:val="BodyText"/>
+      </w:pPr>
+      <w:r>
+        <w:t xml:space="preserve">Третье: с рыночным фактором РАНХиГС R квадрат заметно ниже — 0,29 против 0,38. Их широкий рынок с ограничением веса компании 15 процентов и «безрисковой» ставкой по RGBI хуже описывает наши бумаги, чем MCFTR минус RUONIA.</w:t>
+      </w:r>
+    </w:p>
+    <w:p>
+      <w:pPr>
+        <w:pStyle w:val="BodyText"/>
+      </w:pPr>
+      <w:r>
+        <w:t xml:space="preserve">Четвёртое: на полном периоде до сентября 2026 года CAPM даёт те же беты и тот же R квадрат.</w:t>
+      </w:r>
+    </w:p>
+    <w:p>
+      <w:pPr>
+        <w:pStyle w:val="BodyText"/>
+      </w:pPr>
+      <w:r>
+        <w:t xml:space="preserve">Во всех вариантах трёхфакторная модель лучше CAPM — главный вывод устойчив.</w:t>
+      </w:r>
+    </w:p>
+    <w:bookmarkEnd w:id="38"/>
+    <w:bookmarkStart w:id="39" w:name="слайд-18.-какие-ещё-факторы-110"/>
     <w:p>
       <w:pPr>
         <w:pStyle w:val="Heading2"/>
       </w:pPr>
       <w:r>
-        <w:t xml:space="preserve">Слайд 18. Какие ещё факторы</w:t>
+        <w:t xml:space="preserve">Слайд 18. Какие ещё факторы · 1:10</w:t>
       </w:r>
     </w:p>
     <w:p>
@@ -380,17 +1097,33 @@
         <w:pStyle w:val="FirstParagraph"/>
       </w:pPr>
       <w:r>
-        <w:t xml:space="preserve">Четвёртый вопрос задания — какие ещё факторы можно добавить. По литературе главные кандидаты: моментум Кархарта — акции-победители последних 12 месяцев продолжают расти; ликвидность по Амихуду и Пастору–Стамбо — для бумаг второго эшелона это важно; прибыльность и инвестиции из пятифакторной модели Фамы–Френча 2015 года; макрофакторы по Чену, Роллу и Россу — для России это прежде всего цена нефти и курс рубля; и фактор государственной собственности, который считает РАНХиГС. Моментум и ликвидность мы проверили на своих данных: скорректированный R квадрат растёт лишь с 0,406 до 0,413, значимые нагрузки на моментум у четырёх акций, на ликвидность — у двух. Основную часть систематического риска уже покрывают рынок, размер и стоимость.</w:t>
-      </w:r>
-    </w:p>
-    <w:bookmarkEnd w:id="37"/>
-    <w:bookmarkStart w:id="38" w:name="слайд-19.-альтернативные-модели"/>
+        <w:t xml:space="preserve">Четвёртый вопрос задания — какие ещё факторы можно добавить в модель.</w:t>
+      </w:r>
+    </w:p>
+    <w:p>
+      <w:pPr>
+        <w:pStyle w:val="BodyText"/>
+      </w:pPr>
+      <w:r>
+        <w:t xml:space="preserve">По литературе главные кандидаты такие. Моментум Кархарта, 1997 год: акции-победители последних двенадцати месяцев продолжают расти. Ликвидность по Амихуду и Пастору–Стамбо: за неликвидность инвесторы требуют доплату, это важно для второго эшелона — Ренессанса, Мосэнергосбыта, Юнипро. Прибыльность и инвестиции из пятифакторной модели Фамы–Френча 2015 года: они помогают отличить «дешёвую» качественную компанию от компании в дистрессе. Макрофакторы по Чену, Роллу и Россу — для России это прежде всего цена нефти и курс рубля. И фактор государственной собственности, который считает РАНХиГС, — политический риск для ВТБ, Газпрома, РусГидро.</w:t>
+      </w:r>
+    </w:p>
+    <w:p>
+      <w:pPr>
+        <w:pStyle w:val="BodyText"/>
+      </w:pPr>
+      <w:r>
+        <w:t xml:space="preserve">Моментум и ликвидность мы проверили на своих данных. Скорректированный R квадрат растёт лишь с 0,406 до 0,413; значимые нагрузки на моментум есть у четырёх акций, на ликвидность — у двух. Основную часть систематического риска уже покрывают рынок, размер и стоимость.</w:t>
+      </w:r>
+    </w:p>
+    <w:bookmarkEnd w:id="39"/>
+    <w:bookmarkStart w:id="40" w:name="слайд-19.-альтернативные-модели-100"/>
     <w:p>
       <w:pPr>
         <w:pStyle w:val="Heading2"/>
       </w:pPr>
       <w:r>
-        <w:t xml:space="preserve">Слайд 19. Альтернативные модели</w:t>
+        <w:t xml:space="preserve">Слайд 19. Альтернативные модели · 1:00</w:t>
       </w:r>
     </w:p>
     <w:p>
@@ -398,17 +1131,49 @@
         <w:pStyle w:val="FirstParagraph"/>
       </w:pPr>
       <w:r>
-        <w:t xml:space="preserve">Пятый вопрос — альтернативные многофакторные модели. Первая — пятифакторная модель Фамы–Френча с прибыльностью и инвестициями. Она могла бы объяснить устойчиво отрицательные альфы ВТБ и Юнипро: у компаний со слабой прибыльностью и агрессивными инвестициями или допэмиссиями доходность исторически ниже. Вторая — q-модель Хоу, Сюэ и Чжана, похожая по факторам, но выведенная из теории производства. Третья — условная CAPM и модели со скользящими бетами: на российском рынке был структурный слом 2022 года, и беты до и после него различаются. Четвёртая — макроэкономическая версия APT: для сырьевой экономики «плохие времена» — это падение нефти, ослабление рубля и рост ключевой ставки, и такие факторы могут объяснить то, что не ловят портфельные факторы.</w:t>
-      </w:r>
-    </w:p>
-    <w:bookmarkEnd w:id="38"/>
-    <w:bookmarkStart w:id="39" w:name="слайд-20.-рекомендации"/>
+        <w:t xml:space="preserve">Пятый вопрос — альтернативные многофакторные модели и как они могли бы улучшить результат.</w:t>
+      </w:r>
+    </w:p>
+    <w:p>
+      <w:pPr>
+        <w:pStyle w:val="BodyText"/>
+      </w:pPr>
+      <w:r>
+        <w:t xml:space="preserve">Первая — пятифакторная модель Фамы–Френча с прибыльностью и инвестициями. Она могла бы объяснить устойчиво отрицательные альфы ВТБ и Юнипро: у компаний со слабой прибыльностью и агрессивными инвестициями или допэмиссиями доходность исторически ниже.</w:t>
+      </w:r>
+    </w:p>
+    <w:p>
+      <w:pPr>
+        <w:pStyle w:val="BodyText"/>
+      </w:pPr>
+      <w:r>
+        <w:t xml:space="preserve">Вторая — q-модель Хоу, Сюэ и Чжана: похожие факторы, но выведенные из теории производства, с более строгим экономическим обоснованием.</w:t>
+      </w:r>
+    </w:p>
+    <w:p>
+      <w:pPr>
+        <w:pStyle w:val="BodyText"/>
+      </w:pPr>
+      <w:r>
+        <w:t xml:space="preserve">Третья — условная CAPM и модели со скользящими бетами. На российском рынке был структурный слом 2022 года, и беты до и после него различаются; модель с меняющимися бетами это учтёт.</w:t>
+      </w:r>
+    </w:p>
+    <w:p>
+      <w:pPr>
+        <w:pStyle w:val="BodyText"/>
+      </w:pPr>
+      <w:r>
+        <w:t xml:space="preserve">Четвёртая — макроэкономическая версия APT: для сырьевой экономики «плохие времена» — это падение нефти, ослабление рубля и рост ключевой ставки. Такие факторы могут объяснить то, что не ловят портфельные факторы.</w:t>
+      </w:r>
+    </w:p>
+    <w:bookmarkEnd w:id="40"/>
+    <w:bookmarkStart w:id="41" w:name="слайд-20.-рекомендации-120"/>
     <w:p>
       <w:pPr>
         <w:pStyle w:val="Heading2"/>
       </w:pPr>
       <w:r>
-        <w:t xml:space="preserve">Слайд 20. Рекомендации</w:t>
+        <w:t xml:space="preserve">Слайд 20. Рекомендации · 1:20</w:t>
       </w:r>
     </w:p>
     <w:p>
@@ -416,17 +1181,67 @@
         <w:pStyle w:val="FirstParagraph"/>
       </w:pPr>
       <w:r>
-        <w:t xml:space="preserve">Рекомендации. Первое: для крупных ликвидных бумаг — Сбербанк, Лукойл, Роснефть, Газпром — достаточно CAPM, она даже немного завышает стоимость капитала. Второе: для малых компаний и бумаг с выраженным профилем роста или стоимости нужна трёхфакторная модель, иначе стоимость капитала занижена на 4–16 процентных пунктов — а это прямая ошибка в оценке компании методом DCF. Третье: альфу управляющего или инвестидеи нужно проверять многофакторной моделью — высокая доходность Банка Санкт-Петербург и HeadHunter во многом плата за размер и стоимость. Четвёртое: единственная значимая положительная альфа в модели Фамы–Френча у Сбербанка, около 13 процентов годовых, но на границе значимости; ВТБ и Юнипро с отрицательной альфой при прочих равных стоит недовешивать. Пятое: для защитного портфеля подходят бумаги с низкой бетой, для ставки на рост рынка — с высокой.</w:t>
-      </w:r>
-    </w:p>
-    <w:bookmarkEnd w:id="39"/>
-    <w:bookmarkStart w:id="40" w:name="слайд-21.-заключение"/>
+        <w:t xml:space="preserve">Пять практических рекомендаций.</w:t>
+      </w:r>
+    </w:p>
+    <w:p>
+      <w:pPr>
+        <w:pStyle w:val="BodyText"/>
+      </w:pPr>
+      <w:r>
+        <w:t xml:space="preserve">Первая: для крупных ликвидных бумаг — Сбербанк, Лукойл, Роснефть, Газпром — достаточно CAPM; она даже немного завышает стоимость капитала.</w:t>
+      </w:r>
+    </w:p>
+    <w:p>
+      <w:pPr>
+        <w:pStyle w:val="BodyText"/>
+      </w:pPr>
+      <w:r>
+        <w:t xml:space="preserve">Вторая: для малых компаний и бумаг с выраженным профилем роста или стоимости — Банк Санкт-Петербург, Селигдар, HeadHunter, Ozon, X5 — нужна трёхфакторная модель. Иначе стоимость капитала занижена на 4–16 процентных пунктов, а это прямая ошибка в оценке компании методом дисконтированных денежных потоков.</w:t>
+      </w:r>
+    </w:p>
+    <w:p>
+      <w:pPr>
+        <w:pStyle w:val="BodyText"/>
+      </w:pPr>
+      <w:r>
+        <w:t xml:space="preserve">Третья: альфу управляющего или инвестиционной идеи нужно проверять многофакторной моделью. Высокая доходность Банка Санкт-Петербург и HeadHunter — во многом плата за размер и стоимость, а не сверхдоходность.</w:t>
+      </w:r>
+    </w:p>
+    <w:p>
+      <w:pPr>
+        <w:pStyle w:val="BodyText"/>
+      </w:pPr>
+      <w:r>
+        <w:t xml:space="preserve">Четвёртая — для портфеля: единственная значимая положительная альфа в модели Фамы–Френча у Сбербанка, около 13 процентов годовых, но она на границе значимости — кандидат на перевес с осторожностью. ВТБ и Юнипро с отрицательной альфой при прочих равных стоит недовешивать.</w:t>
+      </w:r>
+    </w:p>
+    <w:p>
+      <w:pPr>
+        <w:pStyle w:val="BodyText"/>
+      </w:pPr>
+      <w:r>
+        <w:t xml:space="preserve">Пятая: для защитного портфеля подходят бумаги с низкой бетой — МКБ, Сургутнефтегаз-п, Транснефть, Интер РАО, Ростелеком, Полюс; для ставки на рост рынка — с высокой: HeadHunter, Ozon, Т-Технологии, Роснефть, Сбербанк.</w:t>
+      </w:r>
+    </w:p>
+    <w:bookmarkEnd w:id="41"/>
+    <w:bookmarkEnd w:id="42"/>
+    <w:bookmarkStart w:id="45" w:name="заключение"/>
+    <w:p>
+      <w:pPr>
+        <w:pStyle w:val="Heading1"/>
+      </w:pPr>
+      <w:r>
+        <w:t xml:space="preserve">Заключение</w:t>
+      </w:r>
+    </w:p>
+    <w:bookmarkStart w:id="43" w:name="слайд-21.-основные-выводы-110"/>
     <w:p>
       <w:pPr>
         <w:pStyle w:val="Heading2"/>
       </w:pPr>
       <w:r>
-        <w:t xml:space="preserve">Слайд 21. Заключение</w:t>
+        <w:t xml:space="preserve">Слайд 21. Основные выводы · 1:10</w:t>
       </w:r>
     </w:p>
     <w:p>
@@ -434,17 +1249,49 @@
         <w:pStyle w:val="FirstParagraph"/>
       </w:pPr>
       <w:r>
-        <w:t xml:space="preserve">Подведу итог. Первое: рыночный фактор объясняет около 38 процентов колебаний доходности российских акций, добавление факторов размера и стоимости повышает эту долю до 42 процентов и снижает ошибки ценообразования на 1,7 пункта в год. Второе: нагрузки на размер и стоимость значимы у трети выборки и экономически осмысленны — малые банки и энергетика ведут себя как малые компании, банки и энергетика — как акции стоимости, IT — как акции роста. Третье: для малых компаний CAPM занижает премию за риск до 16 процентных пунктов. Совместный тест отвергает обе модели, но трёхфакторная модель заметно ближе к цели, и эти выводы устойчивы к выбору безрисковой ставки, к учёту дивидендов и к периоду.</w:t>
-      </w:r>
-    </w:p>
-    <w:bookmarkEnd w:id="40"/>
-    <w:bookmarkStart w:id="41" w:name="слайд-22.-слабые-стороны-работы"/>
+        <w:t xml:space="preserve">Подведу итог в трёх числах.</w:t>
+      </w:r>
+    </w:p>
+    <w:p>
+      <w:pPr>
+        <w:pStyle w:val="BodyText"/>
+      </w:pPr>
+      <w:r>
+        <w:t xml:space="preserve">Первое: 38 и 42 процента. Рыночный фактор объясняет около 38 процентов колебаний доходности российских акций; добавление факторов размера и стоимости повышает эту долю до 42 процентов и снижает ошибки ценообразования на 1,7 пункта в год.</w:t>
+      </w:r>
+    </w:p>
+    <w:p>
+      <w:pPr>
+        <w:pStyle w:val="BodyText"/>
+      </w:pPr>
+      <w:r>
+        <w:t xml:space="preserve">Второе: 13 и 12. Столько акций имеют значимую нагрузку на размер и на стоимость — примерно треть выборки, и знаки нагрузок экономически осмысленны.</w:t>
+      </w:r>
+    </w:p>
+    <w:p>
+      <w:pPr>
+        <w:pStyle w:val="BodyText"/>
+      </w:pPr>
+      <w:r>
+        <w:t xml:space="preserve">Третье: до 16 процентных пунктов. На столько CAPM занижает премию за риск малых компаний.</w:t>
+      </w:r>
+    </w:p>
+    <w:p>
+      <w:pPr>
+        <w:pStyle w:val="BodyText"/>
+      </w:pPr>
+      <w:r>
+        <w:t xml:space="preserve">Совместный тест отвергает обе модели, но трёхфакторная заметно ближе к цели, и эти выводы устойчивы к выбору безрисковой ставки, учёту дивидендов и периоду. Размер и стоимость — реальные источники систематического риска на российском рынке.</w:t>
+      </w:r>
+    </w:p>
+    <w:bookmarkEnd w:id="43"/>
+    <w:bookmarkStart w:id="44" w:name="слайд-22.-слабые-стороны-работы-120"/>
     <w:p>
       <w:pPr>
         <w:pStyle w:val="Heading2"/>
       </w:pPr>
       <w:r>
-        <w:t xml:space="preserve">Слайд 22. Слабые стороны работы</w:t>
+        <w:t xml:space="preserve">Слайд 22. Слабые стороны работы · 1:20</w:t>
       </w:r>
     </w:p>
     <w:p>
@@ -452,10 +1299,67 @@
         <w:pStyle w:val="FirstParagraph"/>
       </w:pPr>
       <w:r>
-        <w:t xml:space="preserve">И в завершение — слабые стороны работы, которые мы сами видим. Первое: факторы РАНХиГС доступны только до декабря 2024 года, поэтому 2025–2026 годы не вошли в трёхфакторную модель; решение — построить SMB и HML самостоятельно по данным биржи и отчётности. Второе: мы тестировали отдельные акции, а не портфели, поэтому беты шумные и Фама–Макбет незначим; правильнее использовать тестовые портфели по размеру и B/M и поправку Шанкена. Третье: премии факторов неустойчивы — премия за размер держится на 2023 годе, премия рынка незначима, поэтому оценки требуемой доходности приблизительны. Четвёртое: беты считаются постоянными, хотя в 2022 году был структурный слом. Пятое: у части бумаг короткая история. Шестое: данные из разных источников. Спасибо за внимание, готовы ответить на вопросы.</w:t>
-      </w:r>
-    </w:p>
-    <w:bookmarkEnd w:id="41"/>
+        <w:t xml:space="preserve">И в завершение — слабые стороны работы, которые мы сами видим, и как их исправить.</w:t>
+      </w:r>
+    </w:p>
+    <w:p>
+      <w:pPr>
+        <w:pStyle w:val="BodyText"/>
+      </w:pPr>
+      <w:r>
+        <w:t xml:space="preserve">Первое: факторы РАНХиГС доступны только до декабря 2024 года, поэтому 2025–2026 годы не вошли в трёхфакторную модель. Решение — построить SMB и HML самостоятельно по данным биржи и отчётности.</w:t>
+      </w:r>
+    </w:p>
+    <w:p>
+      <w:pPr>
+        <w:pStyle w:val="BodyText"/>
+      </w:pPr>
+      <w:r>
+        <w:t xml:space="preserve">Второе: мы тестировали отдельные акции, а не портфели, поэтому беты шумные и Фама–Макбет незначим. Правильнее использовать тестовые портфели по размеру и B/M и поправку Шанкена.</w:t>
+      </w:r>
+    </w:p>
+    <w:p>
+      <w:pPr>
+        <w:pStyle w:val="BodyText"/>
+      </w:pPr>
+      <w:r>
+        <w:t xml:space="preserve">Третье: премии факторов неустойчивы — премия за размер держится на 2023 годе, премия рынка незначима, поэтому оценки требуемой доходности приблизительны.</w:t>
+      </w:r>
+    </w:p>
+    <w:p>
+      <w:pPr>
+        <w:pStyle w:val="BodyText"/>
+      </w:pPr>
+      <w:r>
+        <w:t xml:space="preserve">Четвёртое: беты считаются постоянными, хотя в 2022 году был структурный слом; решение — подвыборки до и после 2022 года или скользящие беты.</w:t>
+      </w:r>
+    </w:p>
+    <w:p>
+      <w:pPr>
+        <w:pStyle w:val="BodyText"/>
+      </w:pPr>
+      <w:r>
+        <w:t xml:space="preserve">Пятое: у части бумаг короткая история — от 38 до 74 месяцев у Ренессанса, Ozon, HeadHunter, Т-Технологий и X5, их оценки нужно читать с осторожностью.</w:t>
+      </w:r>
+    </w:p>
+    <w:p>
+      <w:pPr>
+        <w:pStyle w:val="BodyText"/>
+      </w:pPr>
+      <w:r>
+        <w:t xml:space="preserve">И шестое: данные из разных источников — дивиденды с dohod.ru, а выборка РАНХиГС не совпадает с нашим рынком.</w:t>
+      </w:r>
+    </w:p>
+    <w:p>
+      <w:pPr>
+        <w:pStyle w:val="BodyText"/>
+      </w:pPr>
+      <w:r>
+        <w:t xml:space="preserve">Спасибо за внимание, готовы ответить на вопросы.</w:t>
+      </w:r>
+    </w:p>
+    <w:bookmarkEnd w:id="44"/>
+    <w:bookmarkEnd w:id="45"/>
     <w:sectPr/>
   </w:body>
 </w:document>
